--- a/data/outputs/v2/Core_Mathematics/SS2.5_Area_of_Polygons/Core_Mathematics_Area_of_Polygons_FinalExplanation.docx
+++ b/data/outputs/v2/Core_Mathematics/SS2.5_Area_of_Polygons/Core_Mathematics_Area_of_Polygons_FinalExplanation.docx
@@ -38,6 +38,177 @@
           <w:szCs w:val="22"/>
         </w:rPr>
         <w:t xml:space="preserve">Student Assessment Document</w:t>
+      </w:r>
+    </w:p>
+    <w:p>
+      <w:pPr>
+        <w:spacing w:after="80" w:before="120"/>
+      </w:pPr>
+      <w:r>
+        <w:rPr>
+          <w:rFonts w:ascii="Arial" w:cs="Arial" w:eastAsia="Arial" w:hAnsi="Arial"/>
+          <w:b/>
+          <w:bCs/>
+          <w:color w:val="1F3864"/>
+          <w:sz w:val="20"/>
+          <w:szCs w:val="20"/>
+        </w:rPr>
+        <w:t xml:space="preserve">ATTRIBUTION AND LICENSING</w:t>
+      </w:r>
+    </w:p>
+    <w:p>
+      <w:pPr>
+        <w:spacing w:after="60" w:before="0"/>
+      </w:pPr>
+      <w:r>
+        <w:rPr>
+          <w:rFonts w:ascii="Arial" w:cs="Arial" w:eastAsia="Arial" w:hAnsi="Arial"/>
+          <w:b/>
+          <w:bCs/>
+          <w:sz w:val="17"/>
+          <w:szCs w:val="17"/>
+        </w:rPr>
+        <w:t xml:space="preserve">Curriculum Alignment: </w:t>
+      </w:r>
+      <w:r>
+        <w:rPr>
+          <w:rFonts w:ascii="Arial" w:cs="Arial" w:eastAsia="Arial" w:hAnsi="Arial"/>
+          <w:sz w:val="17"/>
+          <w:szCs w:val="17"/>
+        </w:rPr>
+        <w:t xml:space="preserve">Structured in pedagogical alignment with the competence-based curriculum format and learning outcomes established by the Kenya Institute of Curriculum Development (KICD). This material is independently developed and is not officially endorsed or published by KICD.</w:t>
+      </w:r>
+    </w:p>
+    <w:p>
+      <w:pPr>
+        <w:spacing w:after="60" w:before="0"/>
+      </w:pPr>
+      <w:r>
+        <w:rPr>
+          <w:rFonts w:ascii="Arial" w:cs="Arial" w:eastAsia="Arial" w:hAnsi="Arial"/>
+          <w:b/>
+          <w:bCs/>
+          <w:sz w:val="17"/>
+          <w:szCs w:val="17"/>
+        </w:rPr>
+        <w:t xml:space="preserve">Content &amp; Pedagogy: </w:t>
+      </w:r>
+      <w:r>
+        <w:rPr>
+          <w:rFonts w:ascii="Arial" w:cs="Arial" w:eastAsia="Arial" w:hAnsi="Arial"/>
+          <w:sz w:val="17"/>
+          <w:szCs w:val="17"/>
+        </w:rPr>
+        <w:t xml:space="preserve">Developed and adapted by the educator team at SeaVuria (registered 501(c)(3) in the United States and registered NGO in Kenya, No. 872-850A-BF11), who designed the pedagogical framework, lesson templates and exemplar lessons on which this material is based.</w:t>
+      </w:r>
+    </w:p>
+    <w:p>
+      <w:pPr>
+        <w:spacing w:after="60" w:before="0"/>
+      </w:pPr>
+      <w:r>
+        <w:rPr>
+          <w:rFonts w:ascii="Arial" w:cs="Arial" w:eastAsia="Arial" w:hAnsi="Arial"/>
+          <w:b/>
+          <w:bCs/>
+          <w:sz w:val="17"/>
+          <w:szCs w:val="17"/>
+        </w:rPr>
+        <w:t xml:space="preserve">Production &amp; Layout: </w:t>
+      </w:r>
+      <w:r>
+        <w:rPr>
+          <w:rFonts w:ascii="Arial" w:cs="Arial" w:eastAsia="Arial" w:hAnsi="Arial"/>
+          <w:sz w:val="17"/>
+          <w:szCs w:val="17"/>
+        </w:rPr>
+        <w:t xml:space="preserve">Educational design and curriculum sequencing by SeaVuria. Technical layout, structural formatting, and digital optimization/implementation executed in partnership with ARES Education (registered 501(c)(3) in the United States and Canada (as Afretech Aid) and registered NGO in Kenya), with lesson drafting and compilation assisted by AI (Claude, Anthropic).</w:t>
+      </w:r>
+    </w:p>
+    <w:p>
+      <w:pPr>
+        <w:pBdr>
+          <w:bottom w:val="single" w:color="1F3864" w:sz="6" w:space="6"/>
+        </w:pBdr>
+        <w:spacing w:after="60" w:before="0"/>
+      </w:pPr>
+      <w:r>
+        <w:rPr>
+          <w:rFonts w:ascii="Arial" w:cs="Arial" w:eastAsia="Arial" w:hAnsi="Arial"/>
+          <w:b/>
+          <w:bCs/>
+          <w:sz w:val="17"/>
+          <w:szCs w:val="17"/>
+        </w:rPr>
+        <w:t xml:space="preserve">Licensing &amp; Copyright: </w:t>
+      </w:r>
+      <w:r>
+        <w:rPr>
+          <w:rFonts w:ascii="Arial" w:cs="Arial" w:eastAsia="Arial" w:hAnsi="Arial"/>
+          <w:sz w:val="17"/>
+          <w:szCs w:val="17"/>
+        </w:rPr>
+        <w:t xml:space="preserve">© 2026 SeaVuria and ARES. This work is licensed under a </w:t>
+      </w:r>
+      <w:hyperlink w:history="1" r:id="rId_lrrpbm0bixhmem8euf9y">
+        <w:r>
+          <w:rPr>
+            <w:rFonts w:ascii="Arial" w:cs="Arial" w:eastAsia="Arial" w:hAnsi="Arial"/>
+            <w:color w:val="1F6B75"/>
+            <w:sz w:val="17"/>
+            <w:szCs w:val="17"/>
+            <w:u w:val="single" w:color="1F6B75"/>
+          </w:rPr>
+          <w:t xml:space="preserve">Creative Commons Attribution-NonCommercial 4.0 International License</w:t>
+        </w:r>
+      </w:hyperlink>
+      <w:r>
+        <w:rPr>
+          <w:rFonts w:ascii="Arial" w:cs="Arial" w:eastAsia="Arial" w:hAnsi="Arial"/>
+          <w:sz w:val="17"/>
+          <w:szCs w:val="17"/>
+        </w:rPr>
+        <w:t xml:space="preserve"> (</w:t>
+      </w:r>
+      <w:hyperlink w:history="1" r:id="rIdiygru8lmlivyajbrncun3">
+        <w:r>
+          <w:rPr>
+            <w:rFonts w:ascii="Arial" w:cs="Arial" w:eastAsia="Arial" w:hAnsi="Arial"/>
+            <w:color w:val="1F6B75"/>
+            <w:sz w:val="17"/>
+            <w:szCs w:val="17"/>
+            <w:u w:val="single" w:color="1F6B75"/>
+          </w:rPr>
+          <w:t xml:space="preserve">CC BY-NC 4.0</w:t>
+        </w:r>
+      </w:hyperlink>
+      <w:r>
+        <w:rPr>
+          <w:rFonts w:ascii="Arial" w:cs="Arial" w:eastAsia="Arial" w:hAnsi="Arial"/>
+          <w:sz w:val="17"/>
+          <w:szCs w:val="17"/>
+        </w:rPr>
+        <w:t xml:space="preserve">). To view a copy of this license, visit </w:t>
+      </w:r>
+      <w:hyperlink w:history="1" r:id="rIdn6_sblwgcxh8lzed9duug">
+        <w:r>
+          <w:rPr>
+            <w:rFonts w:ascii="Arial" w:cs="Arial" w:eastAsia="Arial" w:hAnsi="Arial"/>
+            <w:color w:val="1F6B75"/>
+            <w:sz w:val="17"/>
+            <w:szCs w:val="17"/>
+            <w:u w:val="single" w:color="1F6B75"/>
+          </w:rPr>
+          <w:t xml:space="preserve">https://creativecommons.org/licenses/by-nc/4.0/</w:t>
+        </w:r>
+      </w:hyperlink>
+      <w:r>
+        <w:rPr>
+          <w:rFonts w:ascii="Arial" w:cs="Arial" w:eastAsia="Arial" w:hAnsi="Arial"/>
+          <w:sz w:val="17"/>
+          <w:szCs w:val="17"/>
+        </w:rPr>
+        <w:t xml:space="preserve">. You are free to copy, redistribute, and adapt this material in any medium or format, provided appropriate credit is given and the material is not used for commercial purposes. KICD learning outcomes and curriculum designations reproduced here for alignment purposes remain the property of KICD and are not covered by this license. Linked external resources (e.g. CK-12, Khan Academy, PhET) are subject to their own licenses.</w:t>
       </w:r>
     </w:p>
     <w:p>

--- a/data/outputs/v2/Core_Mathematics/SS2.5_Area_of_Polygons/Core_Mathematics_Area_of_Polygons_FinalExplanation.docx
+++ b/data/outputs/v2/Core_Mathematics/SS2.5_Area_of_Polygons/Core_Mathematics_Area_of_Polygons_FinalExplanation.docx
@@ -38,177 +38,6 @@
           <w:szCs w:val="22"/>
         </w:rPr>
         <w:t xml:space="preserve">Student Assessment Document</w:t>
-      </w:r>
-    </w:p>
-    <w:p>
-      <w:pPr>
-        <w:spacing w:after="80" w:before="120"/>
-      </w:pPr>
-      <w:r>
-        <w:rPr>
-          <w:rFonts w:ascii="Arial" w:cs="Arial" w:eastAsia="Arial" w:hAnsi="Arial"/>
-          <w:b/>
-          <w:bCs/>
-          <w:color w:val="1F3864"/>
-          <w:sz w:val="20"/>
-          <w:szCs w:val="20"/>
-        </w:rPr>
-        <w:t xml:space="preserve">ATTRIBUTION AND LICENSING</w:t>
-      </w:r>
-    </w:p>
-    <w:p>
-      <w:pPr>
-        <w:spacing w:after="60" w:before="0"/>
-      </w:pPr>
-      <w:r>
-        <w:rPr>
-          <w:rFonts w:ascii="Arial" w:cs="Arial" w:eastAsia="Arial" w:hAnsi="Arial"/>
-          <w:b/>
-          <w:bCs/>
-          <w:sz w:val="17"/>
-          <w:szCs w:val="17"/>
-        </w:rPr>
-        <w:t xml:space="preserve">Curriculum Alignment: </w:t>
-      </w:r>
-      <w:r>
-        <w:rPr>
-          <w:rFonts w:ascii="Arial" w:cs="Arial" w:eastAsia="Arial" w:hAnsi="Arial"/>
-          <w:sz w:val="17"/>
-          <w:szCs w:val="17"/>
-        </w:rPr>
-        <w:t xml:space="preserve">Structured in pedagogical alignment with the competence-based curriculum format and learning outcomes established by the Kenya Institute of Curriculum Development (KICD). This material is independently developed and is not officially endorsed or published by KICD.</w:t>
-      </w:r>
-    </w:p>
-    <w:p>
-      <w:pPr>
-        <w:spacing w:after="60" w:before="0"/>
-      </w:pPr>
-      <w:r>
-        <w:rPr>
-          <w:rFonts w:ascii="Arial" w:cs="Arial" w:eastAsia="Arial" w:hAnsi="Arial"/>
-          <w:b/>
-          <w:bCs/>
-          <w:sz w:val="17"/>
-          <w:szCs w:val="17"/>
-        </w:rPr>
-        <w:t xml:space="preserve">Content &amp; Pedagogy: </w:t>
-      </w:r>
-      <w:r>
-        <w:rPr>
-          <w:rFonts w:ascii="Arial" w:cs="Arial" w:eastAsia="Arial" w:hAnsi="Arial"/>
-          <w:sz w:val="17"/>
-          <w:szCs w:val="17"/>
-        </w:rPr>
-        <w:t xml:space="preserve">Developed and adapted by the educator team at SeaVuria (registered 501(c)(3) in the United States and registered NGO in Kenya, No. 872-850A-BF11), who designed the pedagogical framework, lesson templates and exemplar lessons on which this material is based.</w:t>
-      </w:r>
-    </w:p>
-    <w:p>
-      <w:pPr>
-        <w:spacing w:after="60" w:before="0"/>
-      </w:pPr>
-      <w:r>
-        <w:rPr>
-          <w:rFonts w:ascii="Arial" w:cs="Arial" w:eastAsia="Arial" w:hAnsi="Arial"/>
-          <w:b/>
-          <w:bCs/>
-          <w:sz w:val="17"/>
-          <w:szCs w:val="17"/>
-        </w:rPr>
-        <w:t xml:space="preserve">Production &amp; Layout: </w:t>
-      </w:r>
-      <w:r>
-        <w:rPr>
-          <w:rFonts w:ascii="Arial" w:cs="Arial" w:eastAsia="Arial" w:hAnsi="Arial"/>
-          <w:sz w:val="17"/>
-          <w:szCs w:val="17"/>
-        </w:rPr>
-        <w:t xml:space="preserve">Educational design and curriculum sequencing by SeaVuria. Technical layout, structural formatting, and digital optimization/implementation executed in partnership with ARES Education (registered 501(c)(3) in the United States and Canada (as Afretech Aid) and registered NGO in Kenya), with lesson drafting and compilation assisted by AI (Claude, Anthropic).</w:t>
-      </w:r>
-    </w:p>
-    <w:p>
-      <w:pPr>
-        <w:pBdr>
-          <w:bottom w:val="single" w:color="1F3864" w:sz="6" w:space="6"/>
-        </w:pBdr>
-        <w:spacing w:after="60" w:before="0"/>
-      </w:pPr>
-      <w:r>
-        <w:rPr>
-          <w:rFonts w:ascii="Arial" w:cs="Arial" w:eastAsia="Arial" w:hAnsi="Arial"/>
-          <w:b/>
-          <w:bCs/>
-          <w:sz w:val="17"/>
-          <w:szCs w:val="17"/>
-        </w:rPr>
-        <w:t xml:space="preserve">Licensing &amp; Copyright: </w:t>
-      </w:r>
-      <w:r>
-        <w:rPr>
-          <w:rFonts w:ascii="Arial" w:cs="Arial" w:eastAsia="Arial" w:hAnsi="Arial"/>
-          <w:sz w:val="17"/>
-          <w:szCs w:val="17"/>
-        </w:rPr>
-        <w:t xml:space="preserve">© 2026 SeaVuria and ARES. This work is licensed under a </w:t>
-      </w:r>
-      <w:hyperlink w:history="1" r:id="rId_lrrpbm0bixhmem8euf9y">
-        <w:r>
-          <w:rPr>
-            <w:rFonts w:ascii="Arial" w:cs="Arial" w:eastAsia="Arial" w:hAnsi="Arial"/>
-            <w:color w:val="1F6B75"/>
-            <w:sz w:val="17"/>
-            <w:szCs w:val="17"/>
-            <w:u w:val="single" w:color="1F6B75"/>
-          </w:rPr>
-          <w:t xml:space="preserve">Creative Commons Attribution-NonCommercial 4.0 International License</w:t>
-        </w:r>
-      </w:hyperlink>
-      <w:r>
-        <w:rPr>
-          <w:rFonts w:ascii="Arial" w:cs="Arial" w:eastAsia="Arial" w:hAnsi="Arial"/>
-          <w:sz w:val="17"/>
-          <w:szCs w:val="17"/>
-        </w:rPr>
-        <w:t xml:space="preserve"> (</w:t>
-      </w:r>
-      <w:hyperlink w:history="1" r:id="rIdiygru8lmlivyajbrncun3">
-        <w:r>
-          <w:rPr>
-            <w:rFonts w:ascii="Arial" w:cs="Arial" w:eastAsia="Arial" w:hAnsi="Arial"/>
-            <w:color w:val="1F6B75"/>
-            <w:sz w:val="17"/>
-            <w:szCs w:val="17"/>
-            <w:u w:val="single" w:color="1F6B75"/>
-          </w:rPr>
-          <w:t xml:space="preserve">CC BY-NC 4.0</w:t>
-        </w:r>
-      </w:hyperlink>
-      <w:r>
-        <w:rPr>
-          <w:rFonts w:ascii="Arial" w:cs="Arial" w:eastAsia="Arial" w:hAnsi="Arial"/>
-          <w:sz w:val="17"/>
-          <w:szCs w:val="17"/>
-        </w:rPr>
-        <w:t xml:space="preserve">). To view a copy of this license, visit </w:t>
-      </w:r>
-      <w:hyperlink w:history="1" r:id="rIdn6_sblwgcxh8lzed9duug">
-        <w:r>
-          <w:rPr>
-            <w:rFonts w:ascii="Arial" w:cs="Arial" w:eastAsia="Arial" w:hAnsi="Arial"/>
-            <w:color w:val="1F6B75"/>
-            <w:sz w:val="17"/>
-            <w:szCs w:val="17"/>
-            <w:u w:val="single" w:color="1F6B75"/>
-          </w:rPr>
-          <w:t xml:space="preserve">https://creativecommons.org/licenses/by-nc/4.0/</w:t>
-        </w:r>
-      </w:hyperlink>
-      <w:r>
-        <w:rPr>
-          <w:rFonts w:ascii="Arial" w:cs="Arial" w:eastAsia="Arial" w:hAnsi="Arial"/>
-          <w:sz w:val="17"/>
-          <w:szCs w:val="17"/>
-        </w:rPr>
-        <w:t xml:space="preserve">. You are free to copy, redistribute, and adapt this material in any medium or format, provided appropriate credit is given and the material is not used for commercial purposes. KICD learning outcomes and curriculum designations reproduced here for alignment purposes remain the property of KICD and are not covered by this license. Linked external resources (e.g. CK-12, Khan Academy, PhET) are subject to their own licenses.</w:t>
       </w:r>
     </w:p>
     <w:p>
@@ -2405,6 +2234,185 @@
         </w:tc>
       </w:tr>
     </w:tbl>
+    <w:p>
+      <w:pPr>
+        <w:spacing w:after="120"/>
+      </w:pPr>
+      <w:r>
+        <w:t xml:space="preserve"/>
+      </w:r>
+    </w:p>
+    <w:p>
+      <w:pPr>
+        <w:spacing w:after="80" w:before="120"/>
+      </w:pPr>
+      <w:r>
+        <w:rPr>
+          <w:rFonts w:ascii="Arial" w:cs="Arial" w:eastAsia="Arial" w:hAnsi="Arial"/>
+          <w:b/>
+          <w:bCs/>
+          <w:color w:val="1F3864"/>
+          <w:sz w:val="20"/>
+          <w:szCs w:val="20"/>
+        </w:rPr>
+        <w:t xml:space="preserve">ATTRIBUTION AND LICENSING</w:t>
+      </w:r>
+    </w:p>
+    <w:p>
+      <w:pPr>
+        <w:spacing w:after="60" w:before="0"/>
+      </w:pPr>
+      <w:r>
+        <w:rPr>
+          <w:rFonts w:ascii="Arial" w:cs="Arial" w:eastAsia="Arial" w:hAnsi="Arial"/>
+          <w:b/>
+          <w:bCs/>
+          <w:sz w:val="17"/>
+          <w:szCs w:val="17"/>
+        </w:rPr>
+        <w:t xml:space="preserve">Curriculum Alignment: </w:t>
+      </w:r>
+      <w:r>
+        <w:rPr>
+          <w:rFonts w:ascii="Arial" w:cs="Arial" w:eastAsia="Arial" w:hAnsi="Arial"/>
+          <w:sz w:val="17"/>
+          <w:szCs w:val="17"/>
+        </w:rPr>
+        <w:t xml:space="preserve">Structured in pedagogical alignment with the competence-based curriculum format and learning outcomes established by the Kenya Institute of Curriculum Development (KICD). This material is independently developed and is not officially endorsed or published by KICD.</w:t>
+      </w:r>
+    </w:p>
+    <w:p>
+      <w:pPr>
+        <w:spacing w:after="60" w:before="0"/>
+      </w:pPr>
+      <w:r>
+        <w:rPr>
+          <w:rFonts w:ascii="Arial" w:cs="Arial" w:eastAsia="Arial" w:hAnsi="Arial"/>
+          <w:b/>
+          <w:bCs/>
+          <w:sz w:val="17"/>
+          <w:szCs w:val="17"/>
+        </w:rPr>
+        <w:t xml:space="preserve">Content &amp; Pedagogy: </w:t>
+      </w:r>
+      <w:r>
+        <w:rPr>
+          <w:rFonts w:ascii="Arial" w:cs="Arial" w:eastAsia="Arial" w:hAnsi="Arial"/>
+          <w:sz w:val="17"/>
+          <w:szCs w:val="17"/>
+        </w:rPr>
+        <w:t xml:space="preserve">Developed and adapted by the educator team at SeaVuria (registered 501(c)(3) in the United States and registered NGO in Kenya, No. 872-850A-BF11), who designed the pedagogical framework, lesson templates and exemplar lessons on which this material is based.</w:t>
+      </w:r>
+    </w:p>
+    <w:p>
+      <w:pPr>
+        <w:spacing w:after="60" w:before="0"/>
+      </w:pPr>
+      <w:r>
+        <w:rPr>
+          <w:rFonts w:ascii="Arial" w:cs="Arial" w:eastAsia="Arial" w:hAnsi="Arial"/>
+          <w:b/>
+          <w:bCs/>
+          <w:sz w:val="17"/>
+          <w:szCs w:val="17"/>
+        </w:rPr>
+        <w:t xml:space="preserve">Production &amp; Layout: </w:t>
+      </w:r>
+      <w:r>
+        <w:rPr>
+          <w:rFonts w:ascii="Arial" w:cs="Arial" w:eastAsia="Arial" w:hAnsi="Arial"/>
+          <w:sz w:val="17"/>
+          <w:szCs w:val="17"/>
+        </w:rPr>
+        <w:t xml:space="preserve">Educational design and curriculum sequencing by SeaVuria. Technical layout, structural formatting, and digital optimization/implementation executed in partnership with ARES Education (registered 501(c)(3) in the United States and Canada (as Afretech Aid) and registered NGO in Kenya), with lesson drafting and compilation assisted by AI (Claude, Anthropic).</w:t>
+      </w:r>
+    </w:p>
+    <w:p>
+      <w:pPr>
+        <w:pBdr>
+          <w:bottom w:val="single" w:color="1F3864" w:sz="6" w:space="6"/>
+        </w:pBdr>
+        <w:spacing w:after="60" w:before="0"/>
+      </w:pPr>
+      <w:r>
+        <w:rPr>
+          <w:rFonts w:ascii="Arial" w:cs="Arial" w:eastAsia="Arial" w:hAnsi="Arial"/>
+          <w:b/>
+          <w:bCs/>
+          <w:sz w:val="17"/>
+          <w:szCs w:val="17"/>
+        </w:rPr>
+        <w:t xml:space="preserve">Licensing &amp; Copyright: </w:t>
+      </w:r>
+      <w:r>
+        <w:rPr>
+          <w:rFonts w:ascii="Arial" w:cs="Arial" w:eastAsia="Arial" w:hAnsi="Arial"/>
+          <w:sz w:val="17"/>
+          <w:szCs w:val="17"/>
+        </w:rPr>
+        <w:t xml:space="preserve">© 2026 SeaVuria and ARES. This work is licensed under a </w:t>
+      </w:r>
+      <w:hyperlink w:history="1" r:id="rIdftbvnjgp7cipf0op9yh7c">
+        <w:r>
+          <w:rPr>
+            <w:rFonts w:ascii="Arial" w:cs="Arial" w:eastAsia="Arial" w:hAnsi="Arial"/>
+            <w:color w:val="1F6B75"/>
+            <w:sz w:val="17"/>
+            <w:szCs w:val="17"/>
+            <w:u w:val="single" w:color="1F6B75"/>
+          </w:rPr>
+          <w:t xml:space="preserve">Creative Commons Attribution-NonCommercial 4.0 International License</w:t>
+        </w:r>
+      </w:hyperlink>
+      <w:r>
+        <w:rPr>
+          <w:rFonts w:ascii="Arial" w:cs="Arial" w:eastAsia="Arial" w:hAnsi="Arial"/>
+          <w:sz w:val="17"/>
+          <w:szCs w:val="17"/>
+        </w:rPr>
+        <w:t xml:space="preserve"> (</w:t>
+      </w:r>
+      <w:hyperlink w:history="1" r:id="rId0cypfxxakywbpsz8_axn9">
+        <w:r>
+          <w:rPr>
+            <w:rFonts w:ascii="Arial" w:cs="Arial" w:eastAsia="Arial" w:hAnsi="Arial"/>
+            <w:color w:val="1F6B75"/>
+            <w:sz w:val="17"/>
+            <w:szCs w:val="17"/>
+            <w:u w:val="single" w:color="1F6B75"/>
+          </w:rPr>
+          <w:t xml:space="preserve">CC BY-NC 4.0</w:t>
+        </w:r>
+      </w:hyperlink>
+      <w:r>
+        <w:rPr>
+          <w:rFonts w:ascii="Arial" w:cs="Arial" w:eastAsia="Arial" w:hAnsi="Arial"/>
+          <w:sz w:val="17"/>
+          <w:szCs w:val="17"/>
+        </w:rPr>
+        <w:t xml:space="preserve">). To view a copy of this license, visit </w:t>
+      </w:r>
+      <w:hyperlink w:history="1" r:id="rIdwqkx0gll1knf2yh8lsmwn">
+        <w:r>
+          <w:rPr>
+            <w:rFonts w:ascii="Arial" w:cs="Arial" w:eastAsia="Arial" w:hAnsi="Arial"/>
+            <w:color w:val="1F6B75"/>
+            <w:sz w:val="17"/>
+            <w:szCs w:val="17"/>
+            <w:u w:val="single" w:color="1F6B75"/>
+          </w:rPr>
+          <w:t xml:space="preserve">https://creativecommons.org/licenses/by-nc/4.0/</w:t>
+        </w:r>
+      </w:hyperlink>
+      <w:r>
+        <w:rPr>
+          <w:rFonts w:ascii="Arial" w:cs="Arial" w:eastAsia="Arial" w:hAnsi="Arial"/>
+          <w:sz w:val="17"/>
+          <w:szCs w:val="17"/>
+        </w:rPr>
+        <w:t xml:space="preserve">. You are free to copy, redistribute, and adapt this material in any medium or format, provided appropriate credit is given and the material is not used for commercial purposes. KICD learning outcomes and curriculum designations reproduced here for alignment purposes remain the property of KICD and are not covered by this license. Linked external resources (e.g. CK-12, Khan Academy, PhET) are subject to their own licenses.</w:t>
+      </w:r>
+    </w:p>
     <w:sectPr>
       <w:pgSz w:w="15840" w:h="12240" w:orient="landscape"/>
       <w:pgMar w:top="1080" w:right="1080" w:bottom="1080" w:left="1080" w:header="708" w:footer="708" w:gutter="0"/>

--- a/data/outputs/v2/Core_Mathematics/SS2.5_Area_of_Polygons/Core_Mathematics_Area_of_Polygons_FinalExplanation.docx
+++ b/data/outputs/v2/Core_Mathematics/SS2.5_Area_of_Polygons/Core_Mathematics_Area_of_Polygons_FinalExplanation.docx
@@ -95,7 +95,7 @@
                 <w:sz w:val="22"/>
                 <w:szCs w:val="22"/>
               </w:rPr>
-              <w:t xml:space="preserve">FINAL EXPLANATION: CORE MATHEMATICS – GRADE 10 | SUB-STRAND 2.5: AREA OF POLYGONS</w:t>
+              <w:t xml:space="preserve">FINAL EXPLANATION: CORE MATHEMATICS GRADE 10 – SUB-STRAND 2.5: AREA OF POLYGONS – FINAL EXPLANATION</w:t>
             </w:r>
           </w:p>
         </w:tc>
@@ -422,7 +422,7 @@
                 <w:sz w:val="18"/>
                 <w:szCs w:val="18"/>
               </w:rPr>
-              <w:t xml:space="preserve">This Final Explanation document is your guide for answering the driving question in full. Read it carefully before you write your own response. Your goal is to show that you can calculate the area of ANY polygon — including irregular ones like the Kericho community land plot — and explain how your method works. Use the sections below as a framework. Each section has a prompt telling you what to include, and an exemplar showing you the quality and style of thinking expected. Write in your own words; do not copy the exemplars word-for-word. Use diagrams, calculations, and real-context reasoning wherever you can.</w:t>
+              <w:t xml:space="preserve">Driving question: How can we calculate the area of any polygon, no matter how many sides or how irregular, so that we can fairly divide the Kericho community land plot and solve other real Kenyan land and design problems? Answer each section in full sentences. Show all working for calculations, with units. Draw labelled diagrams where they help. Use what you observed and measured in Lessons 1 to 8: the Kericho plot, the Kisumu solar panel, the Mombasa courtyard and the Nakuru school shamba. Give a reason for every claim.</w:t>
             </w:r>
           </w:p>
         </w:tc>
@@ -450,14 +450,12 @@
         <w:tblLayout w:type="fixed"/>
       </w:tblPr>
       <w:tblGrid>
-        <w:gridCol w:w="3000"/>
-        <w:gridCol w:w="10680"/>
+        <w:gridCol w:w="13680"/>
       </w:tblGrid>
       <w:tr>
         <w:tc>
           <w:tcPr>
             <w:tcW w:type="dxa" w:w="13680"/>
-            <w:gridSpan w:val="2"/>
             <w:shd w:fill="1F3864" w:color="auto" w:val="clear"/>
             <w:tcMar>
               <w:top w:type="dxa" w:w="60"/>
@@ -483,15 +481,15 @@
                 <w:sz w:val="22"/>
                 <w:szCs w:val="22"/>
               </w:rPr>
-              <w:t xml:space="preserve">Section 1: Restate the Problem and Explain Why It Is Challenging</w:t>
-            </w:r>
-          </w:p>
-        </w:tc>
-      </w:tr>
-      <w:tr>
-        <w:tc>
-          <w:tcPr>
-            <w:tcW w:type="dxa" w:w="3000"/>
+              <w:t xml:space="preserve">1. The Kericho plot: why one formula is not enough</w:t>
+            </w:r>
+          </w:p>
+        </w:tc>
+      </w:tr>
+      <w:tr>
+        <w:tc>
+          <w:tcPr>
+            <w:tcW w:type="dxa" w:w="13680"/>
             <w:shd w:fill="D9EEF1" w:color="auto" w:val="clear"/>
             <w:tcMar>
               <w:top w:type="dxa" w:w="60"/>
@@ -517,13 +515,18 @@
                 <w:sz w:val="18"/>
                 <w:szCs w:val="18"/>
               </w:rPr>
-              <w:t xml:space="preserve">In your own words, describe the Kericho land plot situation and explain why calculating the area of an irregular polygon is more challenging than calculating the area of a simple shape like a rectangle or triangle. What makes this problem matter for real people's lives?</w:t>
-            </w:r>
-          </w:p>
-        </w:tc>
-        <w:tc>
-          <w:tcPr>
-            <w:tcW w:type="dxa" w:w="10680"/>
+              <w:t xml:space="preserve">A village near Kericho has a seven-sided plot to share among three farming families. Nobody at the meeting could find its area with one formula they remembered. (a) Explain why no single standard formula such as the one for a rectangle works for this plot. (b) Describe the method you used to turn the problem into one you can solve. Say how many shapes the plot is split into and how you draw the lines. (c) Explain why the height used in A = ½bh must be the perpendicular height and not a slanted side.</w:t>
+            </w:r>
+          </w:p>
+        </w:tc>
+      </w:tr>
+      <w:tr>
+        <w:trPr>
+          <w:trHeight w:val="4200" w:hRule="atLeast"/>
+        </w:trPr>
+        <w:tc>
+          <w:tcPr>
+            <w:tcW w:type="dxa" w:w="13680"/>
             <w:shd w:fill="FFFFFF" w:color="auto" w:val="clear"/>
             <w:tcMar>
               <w:top w:type="dxa" w:w="60"/>
@@ -543,13 +546,13 @@
                 <w:rFonts w:ascii="Arial" w:cs="Arial" w:eastAsia="Arial" w:hAnsi="Arial"/>
                 <w:b w:val="false"/>
                 <w:bCs w:val="false"/>
-                <w:i w:val="false"/>
-                <w:iCs w:val="false"/>
-                <w:color w:val="000000"/>
-                <w:sz w:val="18"/>
-                <w:szCs w:val="18"/>
-              </w:rPr>
-              <w:t xml:space="preserve">The community near Kericho needs to divide an irregularly shaped seven-sided plot of land fairly among three farming families who will use it to grow tea and maize. This is challenging because the plot does not match any single standard formula — it is not a rectangle, a triangle, or a regular hexagon. Each side has a different length, and the interior angles are all unequal. You cannot just multiply length by width. Getting the calculation wrong is not just a maths mistake; it affects people's livelihoods, food security, and trust within the community. That is why we need a reliable method that works for ANY polygon, no matter how irregular it is.</w:t>
+                <w:i/>
+                <w:iCs/>
+                <w:color w:val="808080"/>
+                <w:sz w:val="18"/>
+                <w:szCs w:val="18"/>
+              </w:rPr>
+              <w:t xml:space="preserve">Write your answer here:</w:t>
             </w:r>
           </w:p>
         </w:tc>
@@ -577,14 +580,12 @@
         <w:tblLayout w:type="fixed"/>
       </w:tblPr>
       <w:tblGrid>
-        <w:gridCol w:w="3000"/>
-        <w:gridCol w:w="10680"/>
+        <w:gridCol w:w="13680"/>
       </w:tblGrid>
       <w:tr>
         <w:tc>
           <w:tcPr>
             <w:tcW w:type="dxa" w:w="13680"/>
-            <w:gridSpan w:val="2"/>
             <w:shd w:fill="1F3864" w:color="auto" w:val="clear"/>
             <w:tcMar>
               <w:top w:type="dxa" w:w="60"/>
@@ -610,15 +611,15 @@
                 <w:sz w:val="22"/>
                 <w:szCs w:val="22"/>
               </w:rPr>
-              <w:t xml:space="preserve">Section 2: The Core Strategy — Decomposition into Known Shapes</w:t>
-            </w:r>
-          </w:p>
-        </w:tc>
-      </w:tr>
-      <w:tr>
-        <w:tc>
-          <w:tcPr>
-            <w:tcW w:type="dxa" w:w="3000"/>
+              <w:t xml:space="preserve">2. Tools for pieces of the plot: quadrilaterals and the hidden height</w:t>
+            </w:r>
+          </w:p>
+        </w:tc>
+      </w:tr>
+      <w:tr>
+        <w:tc>
+          <w:tcPr>
+            <w:tcW w:type="dxa" w:w="13680"/>
             <w:shd w:fill="D9EEF1" w:color="auto" w:val="clear"/>
             <w:tcMar>
               <w:top w:type="dxa" w:w="60"/>
@@ -644,13 +645,18 @@
                 <w:sz w:val="18"/>
                 <w:szCs w:val="18"/>
               </w:rPr>
-              <w:t xml:space="preserve">Explain the key mathematical strategy you have learned for finding the area of any polygon. What is decomposition? Which shapes do you decompose a polygon into, and why are those shapes useful? Include a labelled sketch showing how you would decompose a polygon (you may use the Kericho plot or a polygon of your own) into triangles and/or rectangles and/or trapezoids.</w:t>
-            </w:r>
-          </w:p>
-        </w:tc>
-        <w:tc>
-          <w:tcPr>
-            <w:tcW w:type="dxa" w:w="10680"/>
+              <w:t xml:space="preserve">Some pieces of the plot are quadrilaterals, and some triangles have a height that cannot be measured. (a) Write the area formulae you derived for the parallelogram, rhombus, trapezium and kite. For the parallelogram, explain how cutting and rearranging it shows its formula. (b) In Kisumu, a triangular solar panel has two sides of 5 m and 7 m with an included angle of 58°. Explain why A = ½bh is hard to use here. (c) Derive the formula A = ½ab sin C from A = ½bh, then calculate the area of the panel. Give your answer to 2 decimal places.</w:t>
+            </w:r>
+          </w:p>
+        </w:tc>
+      </w:tr>
+      <w:tr>
+        <w:trPr>
+          <w:trHeight w:val="4200" w:hRule="atLeast"/>
+        </w:trPr>
+        <w:tc>
+          <w:tcPr>
+            <w:tcW w:type="dxa" w:w="13680"/>
             <w:shd w:fill="FFFFFF" w:color="auto" w:val="clear"/>
             <w:tcMar>
               <w:top w:type="dxa" w:w="60"/>
@@ -670,13 +676,13 @@
                 <w:rFonts w:ascii="Arial" w:cs="Arial" w:eastAsia="Arial" w:hAnsi="Arial"/>
                 <w:b w:val="false"/>
                 <w:bCs w:val="false"/>
-                <w:i w:val="false"/>
-                <w:iCs w:val="false"/>
-                <w:color w:val="000000"/>
-                <w:sz w:val="18"/>
-                <w:szCs w:val="18"/>
-              </w:rPr>
-              <w:t xml:space="preserve">The core strategy is called DECOMPOSITION — you divide (decompose) any polygon into smaller shapes whose area formulas you already know: triangles, rectangles, and trapezoids. This works because every polygon, no matter how many sides or how irregular, can be split into a set of non-overlapping triangles that together cover the entire shape with no gaps. Triangles are especially powerful because you only need a base and a perpendicular height to find the area: A = ½ × base × height. For the Kericho seven-sided plot, you could draw diagonals from one vertex to all non-adjacent vertices, splitting the polygon into five triangles. You then calculate the area of each triangle separately and add them all together. The total is the area of the whole plot. You can also decompose using rectangles and trapezoids when those shapes appear naturally in the polygon, because their formulas (A = length × width and A = ½(a + b) × h respectively) are equally straightforward. Always check that your smaller shapes do not overlap and that they cover the entire polygon.</w:t>
+                <w:i/>
+                <w:iCs/>
+                <w:color w:val="808080"/>
+                <w:sz w:val="18"/>
+                <w:szCs w:val="18"/>
+              </w:rPr>
+              <w:t xml:space="preserve">Write your answer here:</w:t>
             </w:r>
           </w:p>
         </w:tc>
@@ -704,14 +710,12 @@
         <w:tblLayout w:type="fixed"/>
       </w:tblPr>
       <w:tblGrid>
-        <w:gridCol w:w="3000"/>
-        <w:gridCol w:w="10680"/>
+        <w:gridCol w:w="13680"/>
       </w:tblGrid>
       <w:tr>
         <w:tc>
           <w:tcPr>
             <w:tcW w:type="dxa" w:w="13680"/>
-            <w:gridSpan w:val="2"/>
             <w:shd w:fill="1F3864" w:color="auto" w:val="clear"/>
             <w:tcMar>
               <w:top w:type="dxa" w:w="60"/>
@@ -737,15 +741,15 @@
                 <w:sz w:val="22"/>
                 <w:szCs w:val="22"/>
               </w:rPr>
-              <w:t xml:space="preserve">Section 3: Worked Calculation — Show Your Method Clearly</w:t>
-            </w:r>
-          </w:p>
-        </w:tc>
-      </w:tr>
-      <w:tr>
-        <w:tc>
-          <w:tcPr>
-            <w:tcW w:type="dxa" w:w="3000"/>
+              <w:t xml:space="preserve">3. Checking with a regular polygon and a scale diagram</w:t>
+            </w:r>
+          </w:p>
+        </w:tc>
+      </w:tr>
+      <w:tr>
+        <w:tc>
+          <w:tcPr>
+            <w:tcW w:type="dxa" w:w="13680"/>
             <w:shd w:fill="D9EEF1" w:color="auto" w:val="clear"/>
             <w:tcMar>
               <w:top w:type="dxa" w:w="60"/>
@@ -771,13 +775,18 @@
                 <w:sz w:val="18"/>
                 <w:szCs w:val="18"/>
               </w:rPr>
-              <w:t xml:space="preserve">Using the Kericho land plot (or a clearly labelled irregular polygon with at least five sides), show a complete, step-by-step area calculation. Label all measurements. Show how you decomposed the shape, calculated each sub-area, and summed them. State the final total area with correct units (e.g., m², hectares). Then show how you would divide the total area into three equal shares for the three farming families.</w:t>
-            </w:r>
-          </w:p>
-        </w:tc>
-        <w:tc>
-          <w:tcPr>
-            <w:tcW w:type="dxa" w:w="10680"/>
+              <w:t xml:space="preserve">(a) The Mombasa Old Town courtyard is a regular octagon with side 3 m. Explain how drawing lines from the centre O to each vertex lets you find its area, and state the central angle of each triangle. (b) Calculate the area using the direct formula A = 2(1 + √2)s², to 2 decimal places. (c) Explain why the formula and the decomposition method must agree. (d) On the Nakuru school shamba diagram, 1 cm² represents 16 m². One triangle on the diagram has an area of 3 cm². Find its real area and explain why the conversion for area uses 16 rather than the conversion factor for lengths.</w:t>
+            </w:r>
+          </w:p>
+        </w:tc>
+      </w:tr>
+      <w:tr>
+        <w:trPr>
+          <w:trHeight w:val="4200" w:hRule="atLeast"/>
+        </w:trPr>
+        <w:tc>
+          <w:tcPr>
+            <w:tcW w:type="dxa" w:w="13680"/>
             <w:shd w:fill="FFFFFF" w:color="auto" w:val="clear"/>
             <w:tcMar>
               <w:top w:type="dxa" w:w="60"/>
@@ -797,265 +806,13 @@
                 <w:rFonts w:ascii="Arial" w:cs="Arial" w:eastAsia="Arial" w:hAnsi="Arial"/>
                 <w:b w:val="false"/>
                 <w:bCs w:val="false"/>
-                <w:i w:val="false"/>
-                <w:iCs w:val="false"/>
-                <w:color w:val="000000"/>
-                <w:sz w:val="18"/>
-                <w:szCs w:val="18"/>
-              </w:rPr>
-              <w:t xml:space="preserve">Suppose the Kericho plot has been drawn to scale and measurements have been taken. After decomposing it into five triangles (T1 to T5), the individual areas are calculated as follows:</w:t>
-            </w:r>
-          </w:p>
-          <w:p>
-            <w:pPr>
-              <w:spacing w:after="40" w:before="0"/>
-              <w:jc w:val="left"/>
-            </w:pPr>
-            <w:r>
-              <w:rPr>
-                <w:rFonts w:ascii="Arial" w:cs="Arial" w:eastAsia="Arial" w:hAnsi="Arial"/>
-                <w:b w:val="false"/>
-                <w:bCs w:val="false"/>
-                <w:i w:val="false"/>
-                <w:iCs w:val="false"/>
-                <w:color w:val="000000"/>
-                <w:sz w:val="18"/>
-                <w:szCs w:val="18"/>
-              </w:rPr>
-              <w:t xml:space="preserve"/>
-            </w:r>
-          </w:p>
-          <w:p>
-            <w:pPr>
-              <w:spacing w:after="30" w:before="0"/>
-              <w:ind w:left="360" w:hanging="180"/>
-              <w:jc w:val="left"/>
-            </w:pPr>
-            <w:r>
-              <w:rPr>
-                <w:rFonts w:ascii="Arial" w:cs="Arial" w:eastAsia="Arial" w:hAnsi="Arial"/>
-                <w:b w:val="false"/>
-                <w:bCs w:val="false"/>
-                <w:i w:val="false"/>
-                <w:iCs w:val="false"/>
-                <w:color w:val="000000"/>
-                <w:sz w:val="18"/>
-                <w:szCs w:val="18"/>
-              </w:rPr>
-              <w:t xml:space="preserve">–  T1: base = 18 m, height = 12 m → A = ½ × 18 × 12 = 108 m²</w:t>
-            </w:r>
-          </w:p>
-          <w:p>
-            <w:pPr>
-              <w:spacing w:after="30" w:before="0"/>
-              <w:ind w:left="360" w:hanging="180"/>
-              <w:jc w:val="left"/>
-            </w:pPr>
-            <w:r>
-              <w:rPr>
-                <w:rFonts w:ascii="Arial" w:cs="Arial" w:eastAsia="Arial" w:hAnsi="Arial"/>
-                <w:b w:val="false"/>
-                <w:bCs w:val="false"/>
-                <w:i w:val="false"/>
-                <w:iCs w:val="false"/>
-                <w:color w:val="000000"/>
-                <w:sz w:val="18"/>
-                <w:szCs w:val="18"/>
-              </w:rPr>
-              <w:t xml:space="preserve">–  T2: base = 22 m, height = 9 m → A = ½ × 22 × 9 = 99 m²</w:t>
-            </w:r>
-          </w:p>
-          <w:p>
-            <w:pPr>
-              <w:spacing w:after="30" w:before="0"/>
-              <w:ind w:left="360" w:hanging="180"/>
-              <w:jc w:val="left"/>
-            </w:pPr>
-            <w:r>
-              <w:rPr>
-                <w:rFonts w:ascii="Arial" w:cs="Arial" w:eastAsia="Arial" w:hAnsi="Arial"/>
-                <w:b w:val="false"/>
-                <w:bCs w:val="false"/>
-                <w:i w:val="false"/>
-                <w:iCs w:val="false"/>
-                <w:color w:val="000000"/>
-                <w:sz w:val="18"/>
-                <w:szCs w:val="18"/>
-              </w:rPr>
-              <w:t xml:space="preserve">–  T3: base = 15 m, height = 14 m → A = ½ × 15 × 14 = 105 m²</w:t>
-            </w:r>
-          </w:p>
-          <w:p>
-            <w:pPr>
-              <w:spacing w:after="30" w:before="0"/>
-              <w:ind w:left="360" w:hanging="180"/>
-              <w:jc w:val="left"/>
-            </w:pPr>
-            <w:r>
-              <w:rPr>
-                <w:rFonts w:ascii="Arial" w:cs="Arial" w:eastAsia="Arial" w:hAnsi="Arial"/>
-                <w:b w:val="false"/>
-                <w:bCs w:val="false"/>
-                <w:i w:val="false"/>
-                <w:iCs w:val="false"/>
-                <w:color w:val="000000"/>
-                <w:sz w:val="18"/>
-                <w:szCs w:val="18"/>
-              </w:rPr>
-              <w:t xml:space="preserve">–  T4: base = 20 m, height = 11 m → A = ½ × 20 × 11 = 110 m²</w:t>
-            </w:r>
-          </w:p>
-          <w:p>
-            <w:pPr>
-              <w:spacing w:after="30" w:before="0"/>
-              <w:ind w:left="360" w:hanging="180"/>
-              <w:jc w:val="left"/>
-            </w:pPr>
-            <w:r>
-              <w:rPr>
-                <w:rFonts w:ascii="Arial" w:cs="Arial" w:eastAsia="Arial" w:hAnsi="Arial"/>
-                <w:b w:val="false"/>
-                <w:bCs w:val="false"/>
-                <w:i w:val="false"/>
-                <w:iCs w:val="false"/>
-                <w:color w:val="000000"/>
-                <w:sz w:val="18"/>
-                <w:szCs w:val="18"/>
-              </w:rPr>
-              <w:t xml:space="preserve">–  T5: base = 16 m, height = 10 m → A = ½ × 16 × 10 = 80 m²</w:t>
-            </w:r>
-          </w:p>
-          <w:p>
-            <w:pPr>
-              <w:spacing w:after="40" w:before="0"/>
-              <w:jc w:val="left"/>
-            </w:pPr>
-            <w:r>
-              <w:rPr>
-                <w:rFonts w:ascii="Arial" w:cs="Arial" w:eastAsia="Arial" w:hAnsi="Arial"/>
-                <w:b w:val="false"/>
-                <w:bCs w:val="false"/>
-                <w:i w:val="false"/>
-                <w:iCs w:val="false"/>
-                <w:color w:val="000000"/>
-                <w:sz w:val="18"/>
-                <w:szCs w:val="18"/>
-              </w:rPr>
-              <w:t xml:space="preserve"/>
-            </w:r>
-          </w:p>
-          <w:p>
-            <w:pPr>
-              <w:spacing w:after="40" w:before="0"/>
-              <w:jc w:val="left"/>
-            </w:pPr>
-            <w:r>
-              <w:rPr>
-                <w:rFonts w:ascii="Arial" w:cs="Arial" w:eastAsia="Arial" w:hAnsi="Arial"/>
-                <w:b w:val="false"/>
-                <w:bCs w:val="false"/>
-                <w:i w:val="false"/>
-                <w:iCs w:val="false"/>
-                <w:color w:val="000000"/>
-                <w:sz w:val="18"/>
-                <w:szCs w:val="18"/>
-              </w:rPr>
-              <w:t xml:space="preserve">Total area = 108 + 99 + 105 + 110 + 80 = 502 m²</w:t>
-            </w:r>
-          </w:p>
-          <w:p>
-            <w:pPr>
-              <w:spacing w:after="40" w:before="0"/>
-              <w:jc w:val="left"/>
-            </w:pPr>
-            <w:r>
-              <w:rPr>
-                <w:rFonts w:ascii="Arial" w:cs="Arial" w:eastAsia="Arial" w:hAnsi="Arial"/>
-                <w:b w:val="false"/>
-                <w:bCs w:val="false"/>
-                <w:i w:val="false"/>
-                <w:iCs w:val="false"/>
-                <w:color w:val="000000"/>
-                <w:sz w:val="18"/>
-                <w:szCs w:val="18"/>
-              </w:rPr>
-              <w:t xml:space="preserve"/>
-            </w:r>
-          </w:p>
-          <w:p>
-            <w:pPr>
-              <w:spacing w:after="40" w:before="0"/>
-              <w:jc w:val="left"/>
-            </w:pPr>
-            <w:r>
-              <w:rPr>
-                <w:rFonts w:ascii="Arial" w:cs="Arial" w:eastAsia="Arial" w:hAnsi="Arial"/>
-                <w:b w:val="false"/>
-                <w:bCs w:val="false"/>
-                <w:i w:val="false"/>
-                <w:iCs w:val="false"/>
-                <w:color w:val="000000"/>
-                <w:sz w:val="18"/>
-                <w:szCs w:val="18"/>
-              </w:rPr>
-              <w:t xml:space="preserve">To divide fairly among three families:</w:t>
-            </w:r>
-          </w:p>
-          <w:p>
-            <w:pPr>
-              <w:spacing w:after="40" w:before="0"/>
-              <w:jc w:val="left"/>
-            </w:pPr>
-            <w:r>
-              <w:rPr>
-                <w:rFonts w:ascii="Arial" w:cs="Arial" w:eastAsia="Arial" w:hAnsi="Arial"/>
-                <w:b w:val="false"/>
-                <w:bCs w:val="false"/>
-                <w:i w:val="false"/>
-                <w:iCs w:val="false"/>
-                <w:color w:val="000000"/>
-                <w:sz w:val="18"/>
-                <w:szCs w:val="18"/>
-              </w:rPr>
-              <w:t xml:space="preserve">Each family's share = 502 ÷ 3 ≈ 167.3 m²</w:t>
-            </w:r>
-          </w:p>
-          <w:p>
-            <w:pPr>
-              <w:spacing w:after="40" w:before="0"/>
-              <w:jc w:val="left"/>
-            </w:pPr>
-            <w:r>
-              <w:rPr>
-                <w:rFonts w:ascii="Arial" w:cs="Arial" w:eastAsia="Arial" w:hAnsi="Arial"/>
-                <w:b w:val="false"/>
-                <w:bCs w:val="false"/>
-                <w:i w:val="false"/>
-                <w:iCs w:val="false"/>
-                <w:color w:val="000000"/>
-                <w:sz w:val="18"/>
-                <w:szCs w:val="18"/>
-              </w:rPr>
-              <w:t xml:space="preserve"/>
-            </w:r>
-          </w:p>
-          <w:p>
-            <w:pPr>
-              <w:spacing w:after="40" w:before="0"/>
-              <w:jc w:val="left"/>
-            </w:pPr>
-            <w:r>
-              <w:rPr>
-                <w:rFonts w:ascii="Arial" w:cs="Arial" w:eastAsia="Arial" w:hAnsi="Arial"/>
-                <w:b w:val="false"/>
-                <w:bCs w:val="false"/>
-                <w:i w:val="false"/>
-                <w:iCs w:val="false"/>
-                <w:color w:val="000000"/>
-                <w:sz w:val="18"/>
-                <w:szCs w:val="18"/>
-              </w:rPr>
-              <w:t xml:space="preserve">You would then mark the boundary lines on the plot so that each section contains approximately 167.3 m². This could be done by grouping triangles and adjusting one boundary line until the three sections are equal. Always re-check your arithmetic and verify that the sub-areas sum back to the total.</w:t>
+                <w:i/>
+                <w:iCs/>
+                <w:color w:val="808080"/>
+                <w:sz w:val="18"/>
+                <w:szCs w:val="18"/>
+              </w:rPr>
+              <w:t xml:space="preserve">Write your answer here:</w:t>
             </w:r>
           </w:p>
         </w:tc>
@@ -1083,14 +840,12 @@
         <w:tblLayout w:type="fixed"/>
       </w:tblPr>
       <w:tblGrid>
-        <w:gridCol w:w="3000"/>
-        <w:gridCol w:w="10680"/>
+        <w:gridCol w:w="13680"/>
       </w:tblGrid>
       <w:tr>
         <w:tc>
           <w:tcPr>
             <w:tcW w:type="dxa" w:w="13680"/>
-            <w:gridSpan w:val="2"/>
             <w:shd w:fill="1F3864" w:color="auto" w:val="clear"/>
             <w:tcMar>
               <w:top w:type="dxa" w:w="60"/>
@@ -1116,15 +871,15 @@
                 <w:sz w:val="22"/>
                 <w:szCs w:val="22"/>
               </w:rPr>
-              <w:t xml:space="preserve">Section 4: Connecting to Other Real Kenyan Contexts</w:t>
-            </w:r>
-          </w:p>
-        </w:tc>
-      </w:tr>
-      <w:tr>
-        <w:tc>
-          <w:tcPr>
-            <w:tcW w:type="dxa" w:w="3000"/>
+              <w:t xml:space="preserve">4. Dividing the Kericho plot fairly</w:t>
+            </w:r>
+          </w:p>
+        </w:tc>
+      </w:tr>
+      <w:tr>
+        <w:tc>
+          <w:tcPr>
+            <w:tcW w:type="dxa" w:w="13680"/>
             <w:shd w:fill="D9EEF1" w:color="auto" w:val="clear"/>
             <w:tcMar>
               <w:top w:type="dxa" w:w="60"/>
@@ -1150,13 +905,18 @@
                 <w:sz w:val="18"/>
                 <w:szCs w:val="18"/>
               </w:rPr>
-              <w:t xml:space="preserve">The driving question says this method should help solve 'other real Kenyan land and design problems.' Give at least TWO other specific examples from Kenyan life where calculating the area of an irregular polygon is important. For each example, name the context, describe the polygon shape involved, and explain which area formula or decomposition approach you would use.</w:t>
-            </w:r>
-          </w:p>
-        </w:tc>
-        <w:tc>
-          <w:tcPr>
-            <w:tcW w:type="dxa" w:w="10680"/>
+              <w:t xml:space="preserve">The Wanjiku, Otieno and Kosgei families each need an equal area of the Kericho plot. (a) Explain how you would find the total area of the plot. Describe how composite shapes can be handled with both adding and subtracting. (b) Explain how the three families' shares are worked out from the total. (c) Two groups split the plot in different ways and get totals that differ slightly. Give two possible reasons for the difference. State what it would mean if their methods were both correct and carried out accurately.</w:t>
+            </w:r>
+          </w:p>
+        </w:tc>
+      </w:tr>
+      <w:tr>
+        <w:trPr>
+          <w:trHeight w:val="4200" w:hRule="atLeast"/>
+        </w:trPr>
+        <w:tc>
+          <w:tcPr>
+            <w:tcW w:type="dxa" w:w="13680"/>
             <w:shd w:fill="FFFFFF" w:color="auto" w:val="clear"/>
             <w:tcMar>
               <w:top w:type="dxa" w:w="60"/>
@@ -1176,89 +936,13 @@
                 <w:rFonts w:ascii="Arial" w:cs="Arial" w:eastAsia="Arial" w:hAnsi="Arial"/>
                 <w:b w:val="false"/>
                 <w:bCs w:val="false"/>
-                <w:i w:val="false"/>
-                <w:iCs w:val="false"/>
-                <w:color w:val="000000"/>
-                <w:sz w:val="18"/>
-                <w:szCs w:val="18"/>
-              </w:rPr>
-              <w:t xml:space="preserve">Example 1 — Smallholder Farm in the Rift Valley: A maize farmer near Nakuru has an L-shaped shamba (farm) with six sides. She wants to know how much fertiliser to buy; fertiliser is sold per square metre. She can decompose the L-shape into two rectangles, calculate each rectangle's area using A = l × w, and add them. Knowing the exact area prevents her from wasting money on too much fertiliser or reducing her yield by buying too little.</w:t>
-            </w:r>
-          </w:p>
-          <w:p>
-            <w:pPr>
-              <w:spacing w:after="40" w:before="0"/>
-              <w:jc w:val="left"/>
-            </w:pPr>
-            <w:r>
-              <w:rPr>
-                <w:rFonts w:ascii="Arial" w:cs="Arial" w:eastAsia="Arial" w:hAnsi="Arial"/>
-                <w:b w:val="false"/>
-                <w:bCs w:val="false"/>
-                <w:i w:val="false"/>
-                <w:iCs w:val="false"/>
-                <w:color w:val="000000"/>
-                <w:sz w:val="18"/>
-                <w:szCs w:val="18"/>
-              </w:rPr>
-              <w:t xml:space="preserve"/>
-            </w:r>
-          </w:p>
-          <w:p>
-            <w:pPr>
-              <w:spacing w:after="40" w:before="0"/>
-              <w:jc w:val="left"/>
-            </w:pPr>
-            <w:r>
-              <w:rPr>
-                <w:rFonts w:ascii="Arial" w:cs="Arial" w:eastAsia="Arial" w:hAnsi="Arial"/>
-                <w:b w:val="false"/>
-                <w:bCs w:val="false"/>
-                <w:i w:val="false"/>
-                <w:iCs w:val="false"/>
-                <w:color w:val="000000"/>
-                <w:sz w:val="18"/>
-                <w:szCs w:val="18"/>
-              </w:rPr>
-              <w:t xml:space="preserve">Example 2 — School Playground Design in Kisumu: A primary school in Kisumu wants to tile an irregularly shaped courtyard with five sides for a new playground. The school committee needs to know the total area in order to order the correct number of paving tiles. A contractor can decompose the courtyard into a rectangle and a trapezoid, apply A = l × w and A = ½(a + b) × h, and sum the results to find the exact number of tiles needed — saving the school budget from costly errors.</w:t>
-            </w:r>
-          </w:p>
-          <w:p>
-            <w:pPr>
-              <w:spacing w:after="40" w:before="0"/>
-              <w:jc w:val="left"/>
-            </w:pPr>
-            <w:r>
-              <w:rPr>
-                <w:rFonts w:ascii="Arial" w:cs="Arial" w:eastAsia="Arial" w:hAnsi="Arial"/>
-                <w:b w:val="false"/>
-                <w:bCs w:val="false"/>
-                <w:i w:val="false"/>
-                <w:iCs w:val="false"/>
-                <w:color w:val="000000"/>
-                <w:sz w:val="18"/>
-                <w:szCs w:val="18"/>
-              </w:rPr>
-              <w:t xml:space="preserve"/>
-            </w:r>
-          </w:p>
-          <w:p>
-            <w:pPr>
-              <w:spacing w:after="40" w:before="0"/>
-              <w:jc w:val="left"/>
-            </w:pPr>
-            <w:r>
-              <w:rPr>
-                <w:rFonts w:ascii="Arial" w:cs="Arial" w:eastAsia="Arial" w:hAnsi="Arial"/>
-                <w:b w:val="false"/>
-                <w:bCs w:val="false"/>
-                <w:i w:val="false"/>
-                <w:iCs w:val="false"/>
-                <w:color w:val="000000"/>
-                <w:sz w:val="18"/>
-                <w:szCs w:val="18"/>
-              </w:rPr>
-              <w:t xml:space="preserve">In both cases, the same decomposition strategy from the Kericho land problem applies directly to a real decision that affects people's money, time, and wellbeing.</w:t>
+                <w:i/>
+                <w:iCs/>
+                <w:color w:val="808080"/>
+                <w:sz w:val="18"/>
+                <w:szCs w:val="18"/>
+              </w:rPr>
+              <w:t xml:space="preserve">Write your answer here:</w:t>
             </w:r>
           </w:p>
         </w:tc>
@@ -1286,14 +970,12 @@
         <w:tblLayout w:type="fixed"/>
       </w:tblPr>
       <w:tblGrid>
-        <w:gridCol w:w="3000"/>
-        <w:gridCol w:w="10680"/>
+        <w:gridCol w:w="13680"/>
       </w:tblGrid>
       <w:tr>
         <w:tc>
           <w:tcPr>
             <w:tcW w:type="dxa" w:w="13680"/>
-            <w:gridSpan w:val="2"/>
             <w:shd w:fill="1F3864" w:color="auto" w:val="clear"/>
             <w:tcMar>
               <w:top w:type="dxa" w:w="60"/>
@@ -1319,15 +1001,15 @@
                 <w:sz w:val="22"/>
                 <w:szCs w:val="22"/>
               </w:rPr>
-              <w:t xml:space="preserve">Section 5: Answer the Driving Question Directly</w:t>
-            </w:r>
-          </w:p>
-        </w:tc>
-      </w:tr>
-      <w:tr>
-        <w:tc>
-          <w:tcPr>
-            <w:tcW w:type="dxa" w:w="3000"/>
+              <w:t xml:space="preserve">5. Answering the driving question</w:t>
+            </w:r>
+          </w:p>
+        </w:tc>
+      </w:tr>
+      <w:tr>
+        <w:tc>
+          <w:tcPr>
+            <w:tcW w:type="dxa" w:w="13680"/>
             <w:shd w:fill="D9EEF1" w:color="auto" w:val="clear"/>
             <w:tcMar>
               <w:top w:type="dxa" w:w="60"/>
@@ -1353,13 +1035,18 @@
                 <w:sz w:val="18"/>
                 <w:szCs w:val="18"/>
               </w:rPr>
-              <w:t xml:space="preserve">Now answer the driving question in a clear, well-structured paragraph of at least 8 sentences. Your answer must: (a) state the general method for finding the area of ANY polygon; (b) refer back to the Kericho land plot as your evidence; (c) explain what mathematical tools (formulas) you used; (d) explain how the method enables fair division of land; and (e) reflect on why this mathematical skill matters beyond the classroom.</w:t>
-            </w:r>
-          </w:p>
-        </w:tc>
-        <w:tc>
-          <w:tcPr>
-            <w:tcW w:type="dxa" w:w="10680"/>
+              <w:t xml:space="preserve">Write a short final answer to the driving question. (a) Explain how you can calculate the area of any polygon, no matter how many sides or how irregular. Include how many triangles an n-sided polygon is split into from one vertex. (b) Give one real Kenyan situation from our lessons where polygon area is used and explain why an accurate area matters in it. (c) Compare your first estimate of the Kericho plot in Lesson 1 with how you now solve the problem. Describe what you now understand better.</w:t>
+            </w:r>
+          </w:p>
+        </w:tc>
+      </w:tr>
+      <w:tr>
+        <w:trPr>
+          <w:trHeight w:val="4200" w:hRule="atLeast"/>
+        </w:trPr>
+        <w:tc>
+          <w:tcPr>
+            <w:tcW w:type="dxa" w:w="13680"/>
             <w:shd w:fill="FFFFFF" w:color="auto" w:val="clear"/>
             <w:tcMar>
               <w:top w:type="dxa" w:w="60"/>
@@ -1379,13 +1066,13 @@
                 <w:rFonts w:ascii="Arial" w:cs="Arial" w:eastAsia="Arial" w:hAnsi="Arial"/>
                 <w:b w:val="false"/>
                 <w:bCs w:val="false"/>
-                <w:i w:val="false"/>
-                <w:iCs w:val="false"/>
-                <w:color w:val="000000"/>
-                <w:sz w:val="18"/>
-                <w:szCs w:val="18"/>
-              </w:rPr>
-              <w:t xml:space="preserve">You can calculate the area of ANY polygon — no matter how many sides it has or how irregular it is — by using the strategy of decomposition: dividing the polygon into triangles, rectangles, or trapezoids whose areas you already know how to find, calculating each sub-area, and summing the results. For the Kericho community land plot, this meant drawing diagonals from one vertex to split the seven-sided shape into five non-overlapping triangles, then applying A = ½ × base × height to each one. Adding all five triangle areas gave the total area of the plot, which could then be divided by three to find each farming family's equal share. The mathematical tools used throughout were the triangle area formula, the rectangle area formula (A = l × w), and the trapezoid area formula (A = ½(a + b) × h), all of which combine powerfully through decomposition to handle any polygon. This method makes fair land division possible because it replaces guesswork and argument with a transparent, checkable calculation that every member of the community can verify step by step. Beyond the Kericho plot, the same skill applies to farm planning in the Rift Valley, construction projects in Nairobi, and design problems across Kenya wherever land or surface area must be measured accurately. Mathematics, in this way, is not just an abstract school subject — it is a tool for justice, resource management, and informed decision-making in everyday Kenyan life. Mastering area of polygons means you are equipped to solve real problems that affect real families.</w:t>
+                <w:i/>
+                <w:iCs/>
+                <w:color w:val="808080"/>
+                <w:sz w:val="18"/>
+                <w:szCs w:val="18"/>
+              </w:rPr>
+              <w:t xml:space="preserve">Write your answer here:</w:t>
             </w:r>
           </w:p>
         </w:tc>
@@ -1612,7 +1299,7 @@
                 <w:sz w:val="18"/>
                 <w:szCs w:val="18"/>
               </w:rPr>
-              <w:t xml:space="preserve">Conceptual Understanding of Decomposition</w:t>
+              <w:t xml:space="preserve">Decomposition method and the (n – 2) triangle idea</w:t>
             </w:r>
           </w:p>
         </w:tc>
@@ -1644,7 +1331,7 @@
                 <w:sz w:val="18"/>
                 <w:szCs w:val="18"/>
               </w:rPr>
-              <w:t xml:space="preserve">Clearly and accurately explains decomposition as a universal strategy for any polygon. Correctly identifies which sub-shapes (triangles, rectangles, trapezoids) to use and explains why they are appropriate. Makes explicit connection to the Kericho plot.</w:t>
+              <w:t xml:space="preserve">Clearly explains drawing diagonals from one vertex, states (n – 2) triangles correctly for the heptagon and other polygons, and explains that the total is the sum of the triangle areas.</w:t>
             </w:r>
           </w:p>
         </w:tc>
@@ -1676,7 +1363,7 @@
                 <w:sz w:val="18"/>
                 <w:szCs w:val="18"/>
               </w:rPr>
-              <w:t xml:space="preserve">Explains decomposition correctly and identifies appropriate sub-shapes. Connection to the Kericho plot is present but could be more specific or detailed.</w:t>
+              <w:t xml:space="preserve">Describes splitting into triangles and summing areas, with the number of triangles mostly correct or the reasoning partly explained.</w:t>
             </w:r>
           </w:p>
         </w:tc>
@@ -1708,7 +1395,7 @@
                 <w:sz w:val="18"/>
                 <w:szCs w:val="18"/>
               </w:rPr>
-              <w:t xml:space="preserve">Shows a partial or vague understanding of decomposition. May confuse sub-shapes or apply the strategy only to simple/familiar polygons. Connection to the Kericho context is weak or missing.</w:t>
+              <w:t xml:space="preserve">Mentions shapes but does not explain how the polygon is split or how the parts combine into the total.</w:t>
             </w:r>
           </w:p>
         </w:tc>
@@ -1742,7 +1429,7 @@
                 <w:sz w:val="18"/>
                 <w:szCs w:val="18"/>
               </w:rPr>
-              <w:t xml:space="preserve">Accuracy and Completeness of Area Calculations</w:t>
+              <w:t xml:space="preserve">Use of formulae and calculation accuracy</w:t>
             </w:r>
           </w:p>
         </w:tc>
@@ -1774,7 +1461,7 @@
                 <w:sz w:val="18"/>
                 <w:szCs w:val="18"/>
               </w:rPr>
-              <w:t xml:space="preserve">All area formulas are stated and applied correctly (triangle: ½bh; rectangle: lw; trapezoid: ½(a+b)h). All sub-areas are calculated without arithmetic errors. Sub-areas are correctly summed to give the total. Units (m², hectares) are used consistently and correctly throughout.</w:t>
+              <w:t xml:space="preserve">Recalls all formulae correctly, derives A = ½ab sin C, and calculates 14.84 m², 43.46 m² and 48 m² with correct working and units.</w:t>
             </w:r>
           </w:p>
         </w:tc>
@@ -1806,7 +1493,7 @@
                 <w:sz w:val="18"/>
                 <w:szCs w:val="18"/>
               </w:rPr>
-              <w:t xml:space="preserve">Area formulas are mostly correct and applied appropriately. Minor arithmetic errors may be present but do not undermine the overall method. Units are included but may be inconsistent in one or two places.</w:t>
+              <w:t xml:space="preserve">Uses most formulae correctly and gets most calculations right, with minor slips in rounding or units.</w:t>
             </w:r>
           </w:p>
         </w:tc>
@@ -1838,7 +1525,7 @@
                 <w:sz w:val="18"/>
                 <w:szCs w:val="18"/>
               </w:rPr>
-              <w:t xml:space="preserve">One or more area formulas are missing or incorrectly applied. Significant arithmetic errors are present. Units are missing or incorrectly applied. The final total area cannot be verified from the working shown.</w:t>
+              <w:t xml:space="preserve">Formulae are missing or confused (for example slant height instead of perpendicular height) and calculations are incomplete or incorrect.</w:t>
             </w:r>
           </w:p>
         </w:tc>
@@ -1872,7 +1559,7 @@
                 <w:sz w:val="18"/>
                 <w:szCs w:val="18"/>
               </w:rPr>
-              <w:t xml:space="preserve">Application to Fair Land Division and Real Kenyan Contexts</w:t>
+              <w:t xml:space="preserve">Reasoning and links between methods</w:t>
             </w:r>
           </w:p>
         </w:tc>
@@ -1904,7 +1591,7 @@
                 <w:sz w:val="18"/>
                 <w:szCs w:val="18"/>
               </w:rPr>
-              <w:t xml:space="preserve">Clearly shows how the total area is divided equally among the three families with correct arithmetic. Provides two or more specific, well-explained Kenyan examples (e.g., Rift Valley farm, Kisumu courtyard) that demonstrate transfer of the decomposition strategy to new contexts.</w:t>
+              <w:t xml:space="preserve">Explains why the perpendicular height is needed, why the octagon formula and decomposition agree, why area scale factors are squared, and why different valid decompositions give the same area.</w:t>
             </w:r>
           </w:p>
         </w:tc>
@@ -1936,7 +1623,7 @@
                 <w:sz w:val="18"/>
                 <w:szCs w:val="18"/>
               </w:rPr>
-              <w:t xml:space="preserve">Shows how the total area is divided among three families. Provides at least one Kenyan example with reasonable explanation of how decomposition applies. Examples are relevant but may lack specificity.</w:t>
+              <w:t xml:space="preserve">Gives reasons for most of these ideas, though some explanations are brief or incomplete.</w:t>
             </w:r>
           </w:p>
         </w:tc>
@@ -1968,7 +1655,7 @@
                 <w:sz w:val="18"/>
                 <w:szCs w:val="18"/>
               </w:rPr>
-              <w:t xml:space="preserve">Division of land among families is attempted but contains errors or is not clearly explained. Kenyan examples are absent, superficial, or do not demonstrate use of the area strategy.</w:t>
+              <w:t xml:space="preserve">States answers without reasons or does not connect methods to each other.</w:t>
             </w:r>
           </w:p>
         </w:tc>
@@ -2002,7 +1689,7 @@
                 <w:sz w:val="18"/>
                 <w:szCs w:val="18"/>
               </w:rPr>
-              <w:t xml:space="preserve">Use of Mathematical Language, Notation, and Diagrams</w:t>
+              <w:t xml:space="preserve">Application to the Kericho land-division problem and Kenyan contexts</w:t>
             </w:r>
           </w:p>
         </w:tc>
@@ -2034,7 +1721,7 @@
                 <w:sz w:val="18"/>
                 <w:szCs w:val="18"/>
               </w:rPr>
-              <w:t xml:space="preserve">Consistently uses precise mathematical vocabulary (decomposition, polygon, vertex, diagonal, perpendicular height, sub-area, etc.). All diagrams are labelled with measurements, sub-shapes are clearly marked, and notation is consistent with Grade 10 expectations.</w:t>
+              <w:t xml:space="preserve">Clearly explains finding the total area, dividing it into three equal shares for the families, handling composite shapes by adding and subtracting, and the real-life importance of accurate area.</w:t>
             </w:r>
           </w:p>
         </w:tc>
@@ -2066,7 +1753,7 @@
                 <w:sz w:val="18"/>
                 <w:szCs w:val="18"/>
               </w:rPr>
-              <w:t xml:space="preserve">Uses appropriate mathematical vocabulary most of the time. Diagram is present and mostly labelled, though some labels or measurements may be missing. Notation is generally correct.</w:t>
+              <w:t xml:space="preserve">Explains how the plot is divided and gives a relevant Kenyan example, with some gaps in detail.</w:t>
             </w:r>
           </w:p>
         </w:tc>
@@ -2098,137 +1785,7 @@
                 <w:sz w:val="18"/>
                 <w:szCs w:val="18"/>
               </w:rPr>
-              <w:t xml:space="preserve">Mathematical vocabulary is limited, imprecise, or frequently used incorrectly. Diagram is absent, unlabelled, or does not accurately represent the decomposition. Notation is inconsistent or missing.</w:t>
-            </w:r>
-          </w:p>
-        </w:tc>
-      </w:tr>
-      <w:tr>
-        <w:tc>
-          <w:tcPr>
-            <w:tcW w:type="dxa" w:w="3000"/>
-            <w:shd w:fill="D5E8F0" w:color="auto" w:val="clear"/>
-            <w:tcMar>
-              <w:top w:type="dxa" w:w="60"/>
-              <w:left w:type="dxa" w:w="120"/>
-              <w:bottom w:type="dxa" w:w="60"/>
-              <w:right w:type="dxa" w:w="120"/>
-            </w:tcMar>
-            <w:vAlign w:val="top"/>
-          </w:tcPr>
-          <w:p>
-            <w:pPr>
-              <w:spacing w:after="40" w:before="0"/>
-              <w:jc w:val="left"/>
-            </w:pPr>
-            <w:r>
-              <w:rPr>
-                <w:rFonts w:ascii="Arial" w:cs="Arial" w:eastAsia="Arial" w:hAnsi="Arial"/>
-                <w:b w:val="false"/>
-                <w:bCs w:val="false"/>
-                <w:i w:val="false"/>
-                <w:iCs w:val="false"/>
-                <w:color w:val="000000"/>
-                <w:sz w:val="18"/>
-                <w:szCs w:val="18"/>
-              </w:rPr>
-              <w:t xml:space="preserve">Quality of Driving Question Response and Real-World Reasoning</w:t>
-            </w:r>
-          </w:p>
-        </w:tc>
-        <w:tc>
-          <w:tcPr>
-            <w:tcW w:type="dxa" w:w="3560"/>
-            <w:shd w:fill="FFFFFF" w:color="auto" w:val="clear"/>
-            <w:tcMar>
-              <w:top w:type="dxa" w:w="60"/>
-              <w:left w:type="dxa" w:w="120"/>
-              <w:bottom w:type="dxa" w:w="60"/>
-              <w:right w:type="dxa" w:w="120"/>
-            </w:tcMar>
-            <w:vAlign w:val="top"/>
-          </w:tcPr>
-          <w:p>
-            <w:pPr>
-              <w:spacing w:after="40" w:before="0"/>
-              <w:jc w:val="left"/>
-            </w:pPr>
-            <w:r>
-              <w:rPr>
-                <w:rFonts w:ascii="Arial" w:cs="Arial" w:eastAsia="Arial" w:hAnsi="Arial"/>
-                <w:b w:val="false"/>
-                <w:bCs w:val="false"/>
-                <w:i w:val="false"/>
-                <w:iCs w:val="false"/>
-                <w:color w:val="000000"/>
-                <w:sz w:val="18"/>
-                <w:szCs w:val="18"/>
-              </w:rPr>
-              <w:t xml:space="preserve">The driving question is answered directly and comprehensively in a well-structured paragraph of 8+ sentences. All five required elements are addressed (general method, Kericho evidence, formulas used, fair division, real-world relevance). The response reflects genuine insight into why mathematical precision matters for people's livelihoods and community decision-making.</w:t>
-            </w:r>
-          </w:p>
-        </w:tc>
-        <w:tc>
-          <w:tcPr>
-            <w:tcW w:type="dxa" w:w="3560"/>
-            <w:shd w:fill="F2F2F2" w:color="auto" w:val="clear"/>
-            <w:tcMar>
-              <w:top w:type="dxa" w:w="60"/>
-              <w:left w:type="dxa" w:w="120"/>
-              <w:bottom w:type="dxa" w:w="60"/>
-              <w:right w:type="dxa" w:w="120"/>
-            </w:tcMar>
-            <w:vAlign w:val="top"/>
-          </w:tcPr>
-          <w:p>
-            <w:pPr>
-              <w:spacing w:after="40" w:before="0"/>
-              <w:jc w:val="left"/>
-            </w:pPr>
-            <w:r>
-              <w:rPr>
-                <w:rFonts w:ascii="Arial" w:cs="Arial" w:eastAsia="Arial" w:hAnsi="Arial"/>
-                <w:b w:val="false"/>
-                <w:bCs w:val="false"/>
-                <w:i w:val="false"/>
-                <w:iCs w:val="false"/>
-                <w:color w:val="000000"/>
-                <w:sz w:val="18"/>
-                <w:szCs w:val="18"/>
-              </w:rPr>
-              <w:t xml:space="preserve">The driving question is answered clearly and covers most of the five required elements. The paragraph is adequately developed (6–7 sentences). Real-world reasoning is present but may be somewhat general rather than deeply reflective.</w:t>
-            </w:r>
-          </w:p>
-        </w:tc>
-        <w:tc>
-          <w:tcPr>
-            <w:tcW w:type="dxa" w:w="3560"/>
-            <w:shd w:fill="FFFFFF" w:color="auto" w:val="clear"/>
-            <w:tcMar>
-              <w:top w:type="dxa" w:w="60"/>
-              <w:left w:type="dxa" w:w="120"/>
-              <w:bottom w:type="dxa" w:w="60"/>
-              <w:right w:type="dxa" w:w="120"/>
-            </w:tcMar>
-            <w:vAlign w:val="top"/>
-          </w:tcPr>
-          <w:p>
-            <w:pPr>
-              <w:spacing w:after="40" w:before="0"/>
-              <w:jc w:val="left"/>
-            </w:pPr>
-            <w:r>
-              <w:rPr>
-                <w:rFonts w:ascii="Arial" w:cs="Arial" w:eastAsia="Arial" w:hAnsi="Arial"/>
-                <w:b w:val="false"/>
-                <w:bCs w:val="false"/>
-                <w:i w:val="false"/>
-                <w:iCs w:val="false"/>
-                <w:color w:val="000000"/>
-                <w:sz w:val="18"/>
-                <w:szCs w:val="18"/>
-              </w:rPr>
-              <w:t xml:space="preserve">The driving question response is brief, incomplete, or does not directly address the question. Fewer than four of the five required elements are present. Real-world reasoning is absent or limited to a single generic statement.</w:t>
+              <w:t xml:space="preserve">Gives a vague or incomplete explanation of the land division and little or no link to real contexts.</w:t>
             </w:r>
           </w:p>
         </w:tc>
@@ -2352,7 +1909,7 @@
         </w:rPr>
         <w:t xml:space="preserve">© 2026 SeaVuria and ARES. This work is licensed under a </w:t>
       </w:r>
-      <w:hyperlink w:history="1" r:id="rIdftbvnjgp7cipf0op9yh7c">
+      <w:hyperlink w:history="1" r:id="rIdomjaxsoq5l4qj8mfpuujt">
         <w:r>
           <w:rPr>
             <w:rFonts w:ascii="Arial" w:cs="Arial" w:eastAsia="Arial" w:hAnsi="Arial"/>
@@ -2372,7 +1929,7 @@
         </w:rPr>
         <w:t xml:space="preserve"> (</w:t>
       </w:r>
-      <w:hyperlink w:history="1" r:id="rId0cypfxxakywbpsz8_axn9">
+      <w:hyperlink w:history="1" r:id="rIdgxifrhmiyaab7lukhfeft">
         <w:r>
           <w:rPr>
             <w:rFonts w:ascii="Arial" w:cs="Arial" w:eastAsia="Arial" w:hAnsi="Arial"/>
@@ -2392,7 +1949,7 @@
         </w:rPr>
         <w:t xml:space="preserve">). To view a copy of this license, visit </w:t>
       </w:r>
-      <w:hyperlink w:history="1" r:id="rIdwqkx0gll1knf2yh8lsmwn">
+      <w:hyperlink w:history="1" r:id="rIdzf-r6llkmttyh07xdnpcr">
         <w:r>
           <w:rPr>
             <w:rFonts w:ascii="Arial" w:cs="Arial" w:eastAsia="Arial" w:hAnsi="Arial"/>

--- a/data/outputs/v2/Core_Mathematics/SS2.5_Area_of_Polygons/Core_Mathematics_Area_of_Polygons_FinalExplanation.docx
+++ b/data/outputs/v2/Core_Mathematics/SS2.5_Area_of_Polygons/Core_Mathematics_Area_of_Polygons_FinalExplanation.docx
@@ -905,7 +905,7 @@
                 <w:sz w:val="18"/>
                 <w:szCs w:val="18"/>
               </w:rPr>
-              <w:t xml:space="preserve">The Wanjiku, Otieno and Kosgei families each need an equal area of the Kericho plot. (a) Explain how you would find the total area of the plot. Describe how composite shapes can be handled with both adding and subtracting. (b) Explain how the three families' shares are worked out from the total. (c) Two groups split the plot in different ways and get totals that differ slightly. Give two possible reasons for the difference. State what it would mean if their methods were both correct and carried out accurately.</w:t>
+              <w:t xml:space="preserve">The Chepkemoi, Mwangi and Otieno families each need an equal area of the Kericho plot. (a) Explain how you would find the total area of the plot. Describe how composite shapes can be handled with both adding and subtracting. (b) Explain how the three families' shares are worked out from the total. (c) Two groups split the plot in different ways and get totals that differ slightly. Give two possible reasons for the difference. State what it would mean if their methods were both correct and carried out accurately.</w:t>
             </w:r>
           </w:p>
         </w:tc>
@@ -1909,7 +1909,7 @@
         </w:rPr>
         <w:t xml:space="preserve">© 2026 SeaVuria and ARES. This work is licensed under a </w:t>
       </w:r>
-      <w:hyperlink w:history="1" r:id="rIdomjaxsoq5l4qj8mfpuujt">
+      <w:hyperlink w:history="1" r:id="rIdyjmmi5uvaejuruaagxzqe">
         <w:r>
           <w:rPr>
             <w:rFonts w:ascii="Arial" w:cs="Arial" w:eastAsia="Arial" w:hAnsi="Arial"/>
@@ -1929,7 +1929,7 @@
         </w:rPr>
         <w:t xml:space="preserve"> (</w:t>
       </w:r>
-      <w:hyperlink w:history="1" r:id="rIdgxifrhmiyaab7lukhfeft">
+      <w:hyperlink w:history="1" r:id="rIdvlkoev4nb-ehku6y97lip">
         <w:r>
           <w:rPr>
             <w:rFonts w:ascii="Arial" w:cs="Arial" w:eastAsia="Arial" w:hAnsi="Arial"/>
@@ -1949,7 +1949,7 @@
         </w:rPr>
         <w:t xml:space="preserve">). To view a copy of this license, visit </w:t>
       </w:r>
-      <w:hyperlink w:history="1" r:id="rIdzf-r6llkmttyh07xdnpcr">
+      <w:hyperlink w:history="1" r:id="rIdsgckjhzjakx02jo-4hkx2">
         <w:r>
           <w:rPr>
             <w:rFonts w:ascii="Arial" w:cs="Arial" w:eastAsia="Arial" w:hAnsi="Arial"/>

--- a/data/outputs/v2/Core_Mathematics/SS2.5_Area_of_Polygons/Core_Mathematics_Area_of_Polygons_FinalExplanation.docx
+++ b/data/outputs/v2/Core_Mathematics/SS2.5_Area_of_Polygons/Core_Mathematics_Area_of_Polygons_FinalExplanation.docx
@@ -1909,7 +1909,7 @@
         </w:rPr>
         <w:t xml:space="preserve">© 2026 SeaVuria and ARES. This work is licensed under a </w:t>
       </w:r>
-      <w:hyperlink w:history="1" r:id="rIdyjmmi5uvaejuruaagxzqe">
+      <w:hyperlink w:history="1" r:id="rIdxjn0b8h10kcq0rp7vlilv">
         <w:r>
           <w:rPr>
             <w:rFonts w:ascii="Arial" w:cs="Arial" w:eastAsia="Arial" w:hAnsi="Arial"/>
@@ -1929,7 +1929,7 @@
         </w:rPr>
         <w:t xml:space="preserve"> (</w:t>
       </w:r>
-      <w:hyperlink w:history="1" r:id="rIdvlkoev4nb-ehku6y97lip">
+      <w:hyperlink w:history="1" r:id="rId1c3dlqotkolu7opexejzz">
         <w:r>
           <w:rPr>
             <w:rFonts w:ascii="Arial" w:cs="Arial" w:eastAsia="Arial" w:hAnsi="Arial"/>
@@ -1949,7 +1949,7 @@
         </w:rPr>
         <w:t xml:space="preserve">). To view a copy of this license, visit </w:t>
       </w:r>
-      <w:hyperlink w:history="1" r:id="rIdsgckjhzjakx02jo-4hkx2">
+      <w:hyperlink w:history="1" r:id="rIdnbgj02-j1hzwo8csswqks">
         <w:r>
           <w:rPr>
             <w:rFonts w:ascii="Arial" w:cs="Arial" w:eastAsia="Arial" w:hAnsi="Arial"/>

--- a/data/outputs/v2/Core_Mathematics/SS2.5_Area_of_Polygons/Core_Mathematics_Area_of_Polygons_FinalExplanation.docx
+++ b/data/outputs/v2/Core_Mathematics/SS2.5_Area_of_Polygons/Core_Mathematics_Area_of_Polygons_FinalExplanation.docx
@@ -1909,7 +1909,7 @@
         </w:rPr>
         <w:t xml:space="preserve">© 2026 SeaVuria and ARES. This work is licensed under a </w:t>
       </w:r>
-      <w:hyperlink w:history="1" r:id="rIdxjn0b8h10kcq0rp7vlilv">
+      <w:hyperlink w:history="1" r:id="rId1z8of-s7hgzx9ragwhatv">
         <w:r>
           <w:rPr>
             <w:rFonts w:ascii="Arial" w:cs="Arial" w:eastAsia="Arial" w:hAnsi="Arial"/>
@@ -1929,7 +1929,7 @@
         </w:rPr>
         <w:t xml:space="preserve"> (</w:t>
       </w:r>
-      <w:hyperlink w:history="1" r:id="rId1c3dlqotkolu7opexejzz">
+      <w:hyperlink w:history="1" r:id="rId-oednczhjm7rlkltesiam">
         <w:r>
           <w:rPr>
             <w:rFonts w:ascii="Arial" w:cs="Arial" w:eastAsia="Arial" w:hAnsi="Arial"/>
@@ -1949,7 +1949,7 @@
         </w:rPr>
         <w:t xml:space="preserve">). To view a copy of this license, visit </w:t>
       </w:r>
-      <w:hyperlink w:history="1" r:id="rIdnbgj02-j1hzwo8csswqks">
+      <w:hyperlink w:history="1" r:id="rId9k28c8ok1ewqjnjisss5x">
         <w:r>
           <w:rPr>
             <w:rFonts w:ascii="Arial" w:cs="Arial" w:eastAsia="Arial" w:hAnsi="Arial"/>

--- a/data/outputs/v2/Core_Mathematics/SS2.5_Area_of_Polygons/Core_Mathematics_Area_of_Polygons_FinalExplanation.docx
+++ b/data/outputs/v2/Core_Mathematics/SS2.5_Area_of_Polygons/Core_Mathematics_Area_of_Polygons_FinalExplanation.docx
@@ -1909,7 +1909,7 @@
         </w:rPr>
         <w:t xml:space="preserve">© 2026 SeaVuria and ARES. This work is licensed under a </w:t>
       </w:r>
-      <w:hyperlink w:history="1" r:id="rId1z8of-s7hgzx9ragwhatv">
+      <w:hyperlink w:history="1" r:id="rIdt6v93ymtzkhx18s0ju8il">
         <w:r>
           <w:rPr>
             <w:rFonts w:ascii="Arial" w:cs="Arial" w:eastAsia="Arial" w:hAnsi="Arial"/>
@@ -1929,7 +1929,7 @@
         </w:rPr>
         <w:t xml:space="preserve"> (</w:t>
       </w:r>
-      <w:hyperlink w:history="1" r:id="rId-oednczhjm7rlkltesiam">
+      <w:hyperlink w:history="1" r:id="rIdqcbyioa1jxsl3xwgagqck">
         <w:r>
           <w:rPr>
             <w:rFonts w:ascii="Arial" w:cs="Arial" w:eastAsia="Arial" w:hAnsi="Arial"/>
@@ -1949,7 +1949,7 @@
         </w:rPr>
         <w:t xml:space="preserve">). To view a copy of this license, visit </w:t>
       </w:r>
-      <w:hyperlink w:history="1" r:id="rId9k28c8ok1ewqjnjisss5x">
+      <w:hyperlink w:history="1" r:id="rIdyyqtkedlbzbd9plodzaam">
         <w:r>
           <w:rPr>
             <w:rFonts w:ascii="Arial" w:cs="Arial" w:eastAsia="Arial" w:hAnsi="Arial"/>

--- a/data/outputs/v2/Core_Mathematics/SS2.5_Area_of_Polygons/Core_Mathematics_Area_of_Polygons_FinalExplanation.docx
+++ b/data/outputs/v2/Core_Mathematics/SS2.5_Area_of_Polygons/Core_Mathematics_Area_of_Polygons_FinalExplanation.docx
@@ -4,6 +4,7 @@
   <w:body>
     <w:p>
       <w:pPr>
+        <w:keepNext w:val="false"/>
         <w:spacing w:after="30" w:before="0"/>
         <w:jc w:val="center"/>
       </w:pPr>
@@ -23,6 +24,7 @@
     </w:p>
     <w:p>
       <w:pPr>
+        <w:keepNext w:val="false"/>
         <w:spacing w:after="60" w:before="0"/>
         <w:jc w:val="center"/>
       </w:pPr>
@@ -81,6 +83,7 @@
           </w:tcPr>
           <w:p>
             <w:pPr>
+              <w:keepNext w:val="false"/>
               <w:spacing w:after="40" w:before="0"/>
               <w:jc w:val="center"/>
             </w:pPr>
@@ -116,6 +119,7 @@
           </w:tcPr>
           <w:p>
             <w:pPr>
+              <w:keepNext w:val="false"/>
               <w:spacing w:after="40" w:before="0"/>
               <w:jc w:val="center"/>
             </w:pPr>
@@ -150,6 +154,7 @@
           </w:tcPr>
           <w:p>
             <w:pPr>
+              <w:keepNext w:val="false"/>
               <w:spacing w:after="40" w:before="0"/>
               <w:jc w:val="left"/>
             </w:pPr>
@@ -182,6 +187,7 @@
           </w:tcPr>
           <w:p>
             <w:pPr>
+              <w:keepNext w:val="false"/>
               <w:spacing w:after="40" w:before="0"/>
               <w:jc w:val="left"/>
             </w:pPr>
@@ -216,6 +222,7 @@
           </w:tcPr>
           <w:p>
             <w:pPr>
+              <w:keepNext w:val="false"/>
               <w:spacing w:after="40" w:before="0"/>
               <w:jc w:val="left"/>
             </w:pPr>
@@ -248,6 +255,7 @@
           </w:tcPr>
           <w:p>
             <w:pPr>
+              <w:keepNext w:val="false"/>
               <w:spacing w:after="40" w:before="0"/>
               <w:jc w:val="left"/>
             </w:pPr>
@@ -282,6 +290,7 @@
           </w:tcPr>
           <w:p>
             <w:pPr>
+              <w:keepNext w:val="false"/>
               <w:spacing w:after="40" w:before="0"/>
               <w:jc w:val="left"/>
             </w:pPr>
@@ -314,6 +323,7 @@
           </w:tcPr>
           <w:p>
             <w:pPr>
+              <w:keepNext w:val="false"/>
               <w:spacing w:after="40" w:before="0"/>
               <w:jc w:val="left"/>
             </w:pPr>
@@ -374,6 +384,7 @@
           </w:tcPr>
           <w:p>
             <w:pPr>
+              <w:keepNext w:val="false"/>
               <w:spacing w:after="40" w:before="0"/>
               <w:jc w:val="center"/>
             </w:pPr>
@@ -408,6 +419,7 @@
           </w:tcPr>
           <w:p>
             <w:pPr>
+              <w:keepNext w:val="false"/>
               <w:spacing w:after="40" w:before="0"/>
               <w:jc w:val="left"/>
             </w:pPr>
@@ -467,6 +479,7 @@
           </w:tcPr>
           <w:p>
             <w:pPr>
+              <w:keepNext/>
               <w:spacing w:after="40" w:before="0"/>
               <w:jc w:val="center"/>
             </w:pPr>
@@ -501,6 +514,7 @@
           </w:tcPr>
           <w:p>
             <w:pPr>
+              <w:keepNext/>
               <w:spacing w:after="40" w:before="0"/>
               <w:jc w:val="left"/>
             </w:pPr>
@@ -538,6 +552,7 @@
           </w:tcPr>
           <w:p>
             <w:pPr>
+              <w:keepNext w:val="false"/>
               <w:spacing w:after="40" w:before="0"/>
               <w:jc w:val="left"/>
             </w:pPr>
@@ -597,6 +612,7 @@
           </w:tcPr>
           <w:p>
             <w:pPr>
+              <w:keepNext/>
               <w:spacing w:after="40" w:before="0"/>
               <w:jc w:val="center"/>
             </w:pPr>
@@ -631,6 +647,7 @@
           </w:tcPr>
           <w:p>
             <w:pPr>
+              <w:keepNext/>
               <w:spacing w:after="40" w:before="0"/>
               <w:jc w:val="left"/>
             </w:pPr>
@@ -668,6 +685,7 @@
           </w:tcPr>
           <w:p>
             <w:pPr>
+              <w:keepNext w:val="false"/>
               <w:spacing w:after="40" w:before="0"/>
               <w:jc w:val="left"/>
             </w:pPr>
@@ -727,6 +745,7 @@
           </w:tcPr>
           <w:p>
             <w:pPr>
+              <w:keepNext/>
               <w:spacing w:after="40" w:before="0"/>
               <w:jc w:val="center"/>
             </w:pPr>
@@ -761,6 +780,7 @@
           </w:tcPr>
           <w:p>
             <w:pPr>
+              <w:keepNext/>
               <w:spacing w:after="40" w:before="0"/>
               <w:jc w:val="left"/>
             </w:pPr>
@@ -798,6 +818,7 @@
           </w:tcPr>
           <w:p>
             <w:pPr>
+              <w:keepNext w:val="false"/>
               <w:spacing w:after="40" w:before="0"/>
               <w:jc w:val="left"/>
             </w:pPr>
@@ -857,6 +878,7 @@
           </w:tcPr>
           <w:p>
             <w:pPr>
+              <w:keepNext/>
               <w:spacing w:after="40" w:before="0"/>
               <w:jc w:val="center"/>
             </w:pPr>
@@ -891,6 +913,7 @@
           </w:tcPr>
           <w:p>
             <w:pPr>
+              <w:keepNext/>
               <w:spacing w:after="40" w:before="0"/>
               <w:jc w:val="left"/>
             </w:pPr>
@@ -928,6 +951,7 @@
           </w:tcPr>
           <w:p>
             <w:pPr>
+              <w:keepNext w:val="false"/>
               <w:spacing w:after="40" w:before="0"/>
               <w:jc w:val="left"/>
             </w:pPr>
@@ -987,6 +1011,7 @@
           </w:tcPr>
           <w:p>
             <w:pPr>
+              <w:keepNext/>
               <w:spacing w:after="40" w:before="0"/>
               <w:jc w:val="center"/>
             </w:pPr>
@@ -1021,6 +1046,7 @@
           </w:tcPr>
           <w:p>
             <w:pPr>
+              <w:keepNext/>
               <w:spacing w:after="40" w:before="0"/>
               <w:jc w:val="left"/>
             </w:pPr>
@@ -1058,6 +1084,7 @@
           </w:tcPr>
           <w:p>
             <w:pPr>
+              <w:keepNext w:val="false"/>
               <w:spacing w:after="40" w:before="0"/>
               <w:jc w:val="left"/>
             </w:pPr>
@@ -1121,6 +1148,7 @@
           </w:tcPr>
           <w:p>
             <w:pPr>
+              <w:keepNext w:val="false"/>
               <w:spacing w:after="40" w:before="0"/>
               <w:jc w:val="center"/>
             </w:pPr>
@@ -1155,6 +1183,7 @@
           </w:tcPr>
           <w:p>
             <w:pPr>
+              <w:keepNext w:val="false"/>
               <w:spacing w:after="40" w:before="0"/>
               <w:jc w:val="left"/>
             </w:pPr>
@@ -1187,6 +1216,7 @@
           </w:tcPr>
           <w:p>
             <w:pPr>
+              <w:keepNext w:val="false"/>
               <w:spacing w:after="40" w:before="0"/>
               <w:jc w:val="left"/>
             </w:pPr>
@@ -1219,6 +1249,7 @@
           </w:tcPr>
           <w:p>
             <w:pPr>
+              <w:keepNext w:val="false"/>
               <w:spacing w:after="40" w:before="0"/>
               <w:jc w:val="left"/>
             </w:pPr>
@@ -1251,6 +1282,7 @@
           </w:tcPr>
           <w:p>
             <w:pPr>
+              <w:keepNext w:val="false"/>
               <w:spacing w:after="40" w:before="0"/>
               <w:jc w:val="left"/>
             </w:pPr>
@@ -1285,6 +1317,7 @@
           </w:tcPr>
           <w:p>
             <w:pPr>
+              <w:keepNext w:val="false"/>
               <w:spacing w:after="40" w:before="0"/>
               <w:jc w:val="left"/>
             </w:pPr>
@@ -1317,6 +1350,7 @@
           </w:tcPr>
           <w:p>
             <w:pPr>
+              <w:keepNext w:val="false"/>
               <w:spacing w:after="40" w:before="0"/>
               <w:jc w:val="left"/>
             </w:pPr>
@@ -1349,6 +1383,7 @@
           </w:tcPr>
           <w:p>
             <w:pPr>
+              <w:keepNext w:val="false"/>
               <w:spacing w:after="40" w:before="0"/>
               <w:jc w:val="left"/>
             </w:pPr>
@@ -1381,6 +1416,7 @@
           </w:tcPr>
           <w:p>
             <w:pPr>
+              <w:keepNext w:val="false"/>
               <w:spacing w:after="40" w:before="0"/>
               <w:jc w:val="left"/>
             </w:pPr>
@@ -1415,6 +1451,7 @@
           </w:tcPr>
           <w:p>
             <w:pPr>
+              <w:keepNext w:val="false"/>
               <w:spacing w:after="40" w:before="0"/>
               <w:jc w:val="left"/>
             </w:pPr>
@@ -1447,6 +1484,7 @@
           </w:tcPr>
           <w:p>
             <w:pPr>
+              <w:keepNext w:val="false"/>
               <w:spacing w:after="40" w:before="0"/>
               <w:jc w:val="left"/>
             </w:pPr>
@@ -1479,6 +1517,7 @@
           </w:tcPr>
           <w:p>
             <w:pPr>
+              <w:keepNext w:val="false"/>
               <w:spacing w:after="40" w:before="0"/>
               <w:jc w:val="left"/>
             </w:pPr>
@@ -1511,6 +1550,7 @@
           </w:tcPr>
           <w:p>
             <w:pPr>
+              <w:keepNext w:val="false"/>
               <w:spacing w:after="40" w:before="0"/>
               <w:jc w:val="left"/>
             </w:pPr>
@@ -1545,6 +1585,7 @@
           </w:tcPr>
           <w:p>
             <w:pPr>
+              <w:keepNext w:val="false"/>
               <w:spacing w:after="40" w:before="0"/>
               <w:jc w:val="left"/>
             </w:pPr>
@@ -1577,6 +1618,7 @@
           </w:tcPr>
           <w:p>
             <w:pPr>
+              <w:keepNext w:val="false"/>
               <w:spacing w:after="40" w:before="0"/>
               <w:jc w:val="left"/>
             </w:pPr>
@@ -1609,6 +1651,7 @@
           </w:tcPr>
           <w:p>
             <w:pPr>
+              <w:keepNext w:val="false"/>
               <w:spacing w:after="40" w:before="0"/>
               <w:jc w:val="left"/>
             </w:pPr>
@@ -1641,6 +1684,7 @@
           </w:tcPr>
           <w:p>
             <w:pPr>
+              <w:keepNext w:val="false"/>
               <w:spacing w:after="40" w:before="0"/>
               <w:jc w:val="left"/>
             </w:pPr>
@@ -1675,6 +1719,7 @@
           </w:tcPr>
           <w:p>
             <w:pPr>
+              <w:keepNext w:val="false"/>
               <w:spacing w:after="40" w:before="0"/>
               <w:jc w:val="left"/>
             </w:pPr>
@@ -1707,6 +1752,7 @@
           </w:tcPr>
           <w:p>
             <w:pPr>
+              <w:keepNext w:val="false"/>
               <w:spacing w:after="40" w:before="0"/>
               <w:jc w:val="left"/>
             </w:pPr>
@@ -1739,6 +1785,7 @@
           </w:tcPr>
           <w:p>
             <w:pPr>
+              <w:keepNext w:val="false"/>
               <w:spacing w:after="40" w:before="0"/>
               <w:jc w:val="left"/>
             </w:pPr>
@@ -1771,6 +1818,7 @@
           </w:tcPr>
           <w:p>
             <w:pPr>
+              <w:keepNext w:val="false"/>
               <w:spacing w:after="40" w:before="0"/>
               <w:jc w:val="left"/>
             </w:pPr>
@@ -1909,7 +1957,7 @@
         </w:rPr>
         <w:t xml:space="preserve">© 2026 SeaVuria and ARES. This work is licensed under a </w:t>
       </w:r>
-      <w:hyperlink w:history="1" r:id="rIdt6v93ymtzkhx18s0ju8il">
+      <w:hyperlink w:history="1" r:id="rId2urdzs4qupqvylgve3zok">
         <w:r>
           <w:rPr>
             <w:rFonts w:ascii="Arial" w:cs="Arial" w:eastAsia="Arial" w:hAnsi="Arial"/>
@@ -1929,7 +1977,7 @@
         </w:rPr>
         <w:t xml:space="preserve"> (</w:t>
       </w:r>
-      <w:hyperlink w:history="1" r:id="rIdqcbyioa1jxsl3xwgagqck">
+      <w:hyperlink w:history="1" r:id="rIdbitzzu_orbetb1dnl6ja_">
         <w:r>
           <w:rPr>
             <w:rFonts w:ascii="Arial" w:cs="Arial" w:eastAsia="Arial" w:hAnsi="Arial"/>
@@ -1949,7 +1997,7 @@
         </w:rPr>
         <w:t xml:space="preserve">). To view a copy of this license, visit </w:t>
       </w:r>
-      <w:hyperlink w:history="1" r:id="rIdyyqtkedlbzbd9plodzaam">
+      <w:hyperlink w:history="1" r:id="rIdhtai2kgqoufbyod1mlejq">
         <w:r>
           <w:rPr>
             <w:rFonts w:ascii="Arial" w:cs="Arial" w:eastAsia="Arial" w:hAnsi="Arial"/>

--- a/data/outputs/v2/Core_Mathematics/SS2.5_Area_of_Polygons/Core_Mathematics_Area_of_Polygons_FinalExplanation.docx
+++ b/data/outputs/v2/Core_Mathematics/SS2.5_Area_of_Polygons/Core_Mathematics_Area_of_Polygons_FinalExplanation.docx
@@ -1957,7 +1957,7 @@
         </w:rPr>
         <w:t xml:space="preserve">© 2026 SeaVuria and ARES. This work is licensed under a </w:t>
       </w:r>
-      <w:hyperlink w:history="1" r:id="rId2urdzs4qupqvylgve3zok">
+      <w:hyperlink w:history="1" r:id="rIdcfryqziqjvjfufvd0encl">
         <w:r>
           <w:rPr>
             <w:rFonts w:ascii="Arial" w:cs="Arial" w:eastAsia="Arial" w:hAnsi="Arial"/>
@@ -1977,7 +1977,7 @@
         </w:rPr>
         <w:t xml:space="preserve"> (</w:t>
       </w:r>
-      <w:hyperlink w:history="1" r:id="rIdbitzzu_orbetb1dnl6ja_">
+      <w:hyperlink w:history="1" r:id="rId75ys340dalfphyq2ik3ph">
         <w:r>
           <w:rPr>
             <w:rFonts w:ascii="Arial" w:cs="Arial" w:eastAsia="Arial" w:hAnsi="Arial"/>
@@ -1997,7 +1997,7 @@
         </w:rPr>
         <w:t xml:space="preserve">). To view a copy of this license, visit </w:t>
       </w:r>
-      <w:hyperlink w:history="1" r:id="rIdhtai2kgqoufbyod1mlejq">
+      <w:hyperlink w:history="1" r:id="rIdjgprhdkf7agteehos2lof">
         <w:r>
           <w:rPr>
             <w:rFonts w:ascii="Arial" w:cs="Arial" w:eastAsia="Arial" w:hAnsi="Arial"/>
